--- a/templets/المحضر اليومي لتسلم الخدمة.docx
+++ b/templets/المحضر اليومي لتسلم الخدمة.docx
@@ -9,78 +9,26 @@
           <w:tab w:val="clear" w:pos="720"/>
           <w:tab w:val="left" w:pos="8647" w:leader="none"/>
         </w:tabs>
-        <w:bidi w:val="0"/>
+        <w:bidi w:val="1"/>
         <w:jc w:val="start"/>
-        <w:rPr/>
-      </w:pPr>
-      <w:r>
         <w:rPr>
-          <w:rFonts w:cs="Sakkal Majalla" w:hint="cs" w:ascii="Sakkal Majalla" w:hAnsi="Sakkal Majalla"/>
-          <w:sz w:val="28"/>
-          <w:szCs w:val="28"/>
-          <w:lang w:bidi="ar-MA"/>
-        </w:rPr>
-        <w:t xml:space="preserve">- </w:t>
-      </w:r>
-      <w:r>
-        <w:rPr>
-          <w:rFonts w:ascii="Sakkal Majalla" w:hAnsi="Sakkal Majalla" w:hint="cs" w:cs="Sakkal Majalla"/>
-          <w:sz w:val="28"/>
-          <w:szCs w:val="28"/>
-          <w:rtl w:val="true"/>
-          <w:lang w:bidi="ar-MA"/>
-        </w:rPr>
-        <w:t>السنة الدراسية</w:t>
-      </w:r>
-      <w:r>
-        <w:rPr>
-          <w:rFonts w:cs="Sakkal Majalla" w:hint="cs" w:ascii="Sakkal Majalla" w:hAnsi="Sakkal Majalla"/>
-          <w:sz w:val="28"/>
-          <w:szCs w:val="28"/>
-          <w:rtl w:val="true"/>
-          <w:lang w:bidi="ar-MA"/>
-        </w:rPr>
-        <w:t xml:space="preserve">:  </w:t>
-      </w:r>
-      <w:r>
-        <w:rPr>
-          <w:rFonts w:cs="Sakkal Majalla" w:hint="cs" w:ascii="Sakkal Majalla" w:hAnsi="Sakkal Majalla"/>
-          <w:sz w:val="28"/>
-          <w:szCs w:val="28"/>
-          <w:lang w:bidi="ar-MA"/>
-        </w:rPr>
-        <w:t>2025/2026</w:t>
-      </w:r>
-    </w:p>
-    <w:p>
-      <w:pPr>
-        <w:pStyle w:val="Normal"/>
-        <w:tabs>
-          <w:tab w:val="clear" w:pos="720"/>
-          <w:tab w:val="left" w:pos="8647" w:leader="none"/>
-        </w:tabs>
-        <w:rPr>
-          <w:rFonts w:ascii="Calibri" w:hAnsi="Calibri" w:cs="Calibri"/>
-          <w:lang w:val="fr-FR"/>
+          <w:sz w:val="22"/>
+          <w:szCs w:val="22"/>
         </w:rPr>
       </w:pPr>
       <w:r>
-        <w:rPr>
-          <w:rFonts w:cs="Calibri" w:ascii="Calibri" w:hAnsi="Calibri"/>
-          <w:lang w:val="fr-FR"/>
-        </w:rPr>
         <mc:AlternateContent>
           <mc:Choice Requires="wps">
             <w:drawing>
-              <wp:anchor distT="12700" distB="6350" distL="9525" distR="9525" simplePos="0" relativeHeight="4" behindDoc="0" locked="0" layoutInCell="1" allowOverlap="1" wp14:anchorId="2253672D">
+              <wp:anchor distT="4445" distB="3175" distL="3810" distR="3810" simplePos="0" relativeHeight="7" behindDoc="0" locked="0" layoutInCell="1" allowOverlap="1" wp14:anchorId="2253672D">
                 <wp:simplePos x="0" y="0"/>
                 <wp:positionH relativeFrom="column">
-                  <wp:posOffset>461645</wp:posOffset>
+                  <wp:posOffset>299085</wp:posOffset>
                 </wp:positionH>
                 <wp:positionV relativeFrom="paragraph">
-                  <wp:posOffset>135890</wp:posOffset>
+                  <wp:posOffset>366395</wp:posOffset>
                 </wp:positionV>
-                <wp:extent cx="5238750" cy="752475"/>
+                <wp:extent cx="5238750" cy="1028700"/>
                 <wp:effectExtent l="3810" t="4445" r="3810" b="3175"/>
                 <wp:wrapNone/>
                 <wp:docPr id="1" name="Rectangle : coins arrondis 12"/>
@@ -91,7 +39,7 @@
                       <wps:spPr>
                         <a:xfrm>
                           <a:off x="0" y="0"/>
-                          <a:ext cx="5238720" cy="752400"/>
+                          <a:ext cx="5238720" cy="1028880"/>
                         </a:xfrm>
                         <a:prstGeom prst="roundRect">
                           <a:avLst>
@@ -101,10 +49,7 @@
                         <a:noFill/>
                         <a:ln w="6350">
                           <a:solidFill>
-                            <a:srgbClr val="000000">
-                              <a:lumMod val="100000"/>
-                              <a:lumOff val="0"/>
-                            </a:srgbClr>
+                            <a:srgbClr val="000000"/>
                           </a:solidFill>
                           <a:miter/>
                         </a:ln>
@@ -136,7 +81,7 @@
                                 <w:bCs/>
                                 <w:color w:themeColor="text1" w:val="000000"/>
                               </w:rPr>
-                              <w:t>PROCES VERBAL DE RECEPTION JOURNALIER</w:t>
+                              <w:t>PROCÈS VERBAL DE RÉCEPTION JOURNALIER</w:t>
                             </w:r>
                           </w:p>
                           <w:p>
@@ -188,7 +133,9 @@
                               </w:rPr>
                             </w:pPr>
                             <w:r>
-                              <w:rPr/>
+                              <w:rPr>
+                                <w:color w:val="000000"/>
+                              </w:rPr>
                             </w:r>
                           </w:p>
                         </w:txbxContent>
@@ -204,7 +151,7 @@
           </mc:Choice>
           <mc:Fallback>
             <w:pict>
-              <v:roundrect id="shape_0" stroked="t" o:allowincell="f" style="position:absolute;margin-left:36.35pt;margin-top:10.7pt;width:412.45pt;height:59.2pt;mso-wrap-style:square;v-text-anchor:top" wp14:anchorId="2253672D">
+              <v:roundrect id="shape_0" stroked="t" o:allowincell="f" style="position:absolute;margin-left:23.55pt;margin-top:28.85pt;width:412.45pt;height:80.95pt;mso-wrap-style:square;v-text-anchor:top" wp14:anchorId="2253672D">
                 <v:fill o:detectmouseclick="t" on="false"/>
                 <v:stroke color="black" weight="6480" joinstyle="miter" endcap="flat"/>
                 <v:textbox>
@@ -228,7 +175,7 @@
                           <w:bCs/>
                           <w:color w:themeColor="text1" w:val="000000"/>
                         </w:rPr>
-                        <w:t>PROCES VERBAL DE RECEPTION JOURNALIER</w:t>
+                        <w:t>PROCÈS VERBAL DE RÉCEPTION JOURNALIER</w:t>
                       </w:r>
                     </w:p>
                     <w:p>
@@ -280,7 +227,9 @@
                         </w:rPr>
                       </w:pPr>
                       <w:r>
-                        <w:rPr/>
+                        <w:rPr>
+                          <w:color w:val="000000"/>
+                        </w:rPr>
                       </w:r>
                     </w:p>
                   </w:txbxContent>
@@ -290,6 +239,64 @@
             </w:pict>
           </mc:Fallback>
         </mc:AlternateContent>
+      </w:r>
+      <w:r>
+        <w:rPr>
+          <w:rFonts w:cs="Sakkal Majalla" w:hint="cs" w:ascii="Sakkal Majalla" w:hAnsi="Sakkal Majalla"/>
+          <w:sz w:val="22"/>
+          <w:szCs w:val="22"/>
+          <w:rtl w:val="true"/>
+          <w:lang w:bidi="ar-MA"/>
+        </w:rPr>
+        <w:t xml:space="preserve">- </w:t>
+      </w:r>
+      <w:r>
+        <w:rPr>
+          <w:rFonts w:ascii="Sakkal Majalla" w:hAnsi="Sakkal Majalla" w:hint="cs" w:cs="Sakkal Majalla"/>
+          <w:sz w:val="22"/>
+          <w:szCs w:val="22"/>
+          <w:rtl w:val="true"/>
+          <w:lang w:bidi="ar-MA"/>
+        </w:rPr>
+        <w:t>السنة الدراسية</w:t>
+      </w:r>
+      <w:r>
+        <w:rPr>
+          <w:rFonts w:cs="Sakkal Majalla" w:hint="cs" w:ascii="Sakkal Majalla" w:hAnsi="Sakkal Majalla"/>
+          <w:sz w:val="22"/>
+          <w:szCs w:val="22"/>
+          <w:rtl w:val="true"/>
+          <w:lang w:bidi="ar-MA"/>
+        </w:rPr>
+        <w:t xml:space="preserve">:  </w:t>
+      </w:r>
+      <w:r>
+        <w:rPr>
+          <w:rFonts w:cs="Sakkal Majalla" w:hint="cs" w:ascii="Sakkal Majalla" w:hAnsi="Sakkal Majalla"/>
+          <w:sz w:val="22"/>
+          <w:szCs w:val="22"/>
+          <w:lang w:bidi="ar-MA"/>
+        </w:rPr>
+        <w:t>2026/2027</w:t>
+      </w:r>
+    </w:p>
+    <w:p>
+      <w:pPr>
+        <w:pStyle w:val="Normal"/>
+        <w:tabs>
+          <w:tab w:val="clear" w:pos="720"/>
+          <w:tab w:val="left" w:pos="8647" w:leader="none"/>
+        </w:tabs>
+        <w:rPr>
+          <w:rFonts w:ascii="Calibri" w:hAnsi="Calibri" w:cs="Calibri"/>
+          <w:lang w:val="fr-FR"/>
+        </w:rPr>
+      </w:pPr>
+      <w:r>
+        <w:rPr>
+          <w:rFonts w:cs="Calibri"/>
+          <w:lang w:val="fr-FR"/>
+        </w:rPr>
       </w:r>
     </w:p>
     <w:p>
@@ -356,6 +363,7 @@
       <w:pPr>
         <w:pStyle w:val="BodyText"/>
         <w:spacing w:lineRule="auto" w:line="276"/>
+        <w:jc w:val="start"/>
         <w:rPr>
           <w:rFonts w:cs="Calibri"/>
         </w:rPr>
@@ -364,31 +372,6 @@
         <w:rPr>
           <w:rFonts w:cs="Calibri"/>
         </w:rPr>
-        <w:fldChar w:fldCharType="begin"/>
-      </w:r>
-      <w:r>
-        <w:rPr>
-          <w:rFonts w:cs="Calibri"/>
-        </w:rPr>
-        <w:instrText xml:space="preserve"> MERGEFIELD date </w:instrText>
-      </w:r>
-      <w:r>
-        <w:rPr>
-          <w:rFonts w:cs="Calibri"/>
-        </w:rPr>
-        <w:fldChar w:fldCharType="separate"/>
-      </w:r>
-      <w:r>
-        <w:rPr>
-          <w:rFonts w:cs="Calibri"/>
-        </w:rPr>
-        <w:t>01/02/2026</w:t>
-      </w:r>
-      <w:r>
-        <w:rPr>
-          <w:rFonts w:cs="Calibri"/>
-        </w:rPr>
-        <w:fldChar w:fldCharType="end"/>
       </w:r>
     </w:p>
     <w:p>
@@ -397,7 +380,7 @@
         <w:spacing w:lineRule="auto" w:line="276"/>
         <w:jc w:val="start"/>
         <w:rPr>
-          <w:sz w:val="20"/>
+          <w:rFonts w:cs="Calibri"/>
         </w:rPr>
       </w:pPr>
       <w:r>
@@ -429,7 +412,7 @@
     </w:p>
     <w:tbl>
       <w:tblPr>
-        <w:tblW w:w="8500" w:type="dxa"/>
+        <w:tblW w:w="8932" w:type="dxa"/>
         <w:jc w:val="center"/>
         <w:tblInd w:w="0" w:type="dxa"/>
         <w:tblLayout w:type="fixed"/>
@@ -442,8 +425,8 @@
         <w:tblLook w:noHBand="0" w:noVBand="1" w:firstColumn="1" w:lastRow="0" w:lastColumn="0" w:firstRow="1" w:val="04a0"/>
       </w:tblPr>
       <w:tblGrid>
-        <w:gridCol w:w="2460"/>
-        <w:gridCol w:w="6040"/>
+        <w:gridCol w:w="4334"/>
+        <w:gridCol w:w="4598"/>
       </w:tblGrid>
       <w:tr>
         <w:trPr>
@@ -451,7 +434,7 @@
         </w:trPr>
         <w:tc>
           <w:tcPr>
-            <w:tcW w:w="2460" w:type="dxa"/>
+            <w:tcW w:w="4334" w:type="dxa"/>
             <w:tcBorders>
               <w:top w:val="single" w:sz="4" w:space="0" w:color="000000"/>
               <w:start w:val="single" w:sz="4" w:space="0" w:color="000000"/>
@@ -476,15 +459,17 @@
                 <w:rFonts w:cs="Calibri"/>
                 <w:b w:val="false"/>
                 <w:bCs/>
+                <w:iCs w:val="false"/>
                 <w:sz w:val="20"/>
-              </w:rPr>
-              <w:t>NOM ET PRENOM</w:t>
+                <w:szCs w:val="24"/>
+              </w:rPr>
+              <w:t>NOM ET PRÉNOM</w:t>
             </w:r>
           </w:p>
         </w:tc>
         <w:tc>
           <w:tcPr>
-            <w:tcW w:w="6040" w:type="dxa"/>
+            <w:tcW w:w="4598" w:type="dxa"/>
             <w:tcBorders>
               <w:top w:val="single" w:sz="4" w:space="0" w:color="000000"/>
               <w:start w:val="single" w:sz="4" w:space="0" w:color="000000"/>
@@ -509,7 +494,9 @@
                 <w:rFonts w:cs="Calibri"/>
                 <w:b w:val="false"/>
                 <w:bCs/>
+                <w:iCs w:val="false"/>
                 <w:sz w:val="20"/>
+                <w:szCs w:val="24"/>
               </w:rPr>
               <w:t>FONCTION</w:t>
             </w:r>
@@ -522,7 +509,7 @@
         </w:trPr>
         <w:tc>
           <w:tcPr>
-            <w:tcW w:w="2460" w:type="dxa"/>
+            <w:tcW w:w="4334" w:type="dxa"/>
             <w:tcBorders>
               <w:top w:val="single" w:sz="4" w:space="0" w:color="000000"/>
               <w:start w:val="single" w:sz="4" w:space="0" w:color="000000"/>
@@ -542,16 +529,17 @@
             </w:pPr>
             <w:r>
               <w:rPr>
+                <w:bCs w:val="false"/>
+                <w:iCs w:val="false"/>
                 <w:sz w:val="22"/>
-                <w:szCs w:val="22"/>
-              </w:rPr>
-              <w:t xml:space="preserve"> </w:t>
+                <w:szCs w:val="24"/>
+              </w:rPr>
             </w:r>
           </w:p>
         </w:tc>
         <w:tc>
           <w:tcPr>
-            <w:tcW w:w="6040" w:type="dxa"/>
+            <w:tcW w:w="4598" w:type="dxa"/>
             <w:tcBorders>
               <w:top w:val="single" w:sz="4" w:space="0" w:color="000000"/>
               <w:start w:val="single" w:sz="4" w:space="0" w:color="000000"/>
@@ -571,10 +559,12 @@
             </w:pPr>
             <w:r>
               <w:rPr>
+                <w:bCs w:val="false"/>
+                <w:iCs w:val="false"/>
                 <w:sz w:val="22"/>
                 <w:szCs w:val="22"/>
               </w:rPr>
-              <w:t>CHEF DETABLISSEMENT</w:t>
+              <w:t>CHEF D’ÉTABLISSEMENT</w:t>
             </w:r>
           </w:p>
         </w:tc>
@@ -585,7 +575,7 @@
         </w:trPr>
         <w:tc>
           <w:tcPr>
-            <w:tcW w:w="2460" w:type="dxa"/>
+            <w:tcW w:w="4334" w:type="dxa"/>
             <w:tcBorders>
               <w:top w:val="single" w:sz="4" w:space="0" w:color="000000"/>
               <w:start w:val="single" w:sz="4" w:space="0" w:color="000000"/>
@@ -605,15 +595,17 @@
             </w:pPr>
             <w:r>
               <w:rPr>
+                <w:bCs w:val="false"/>
+                <w:iCs w:val="false"/>
                 <w:sz w:val="22"/>
-                <w:szCs w:val="22"/>
+                <w:szCs w:val="24"/>
               </w:rPr>
             </w:r>
           </w:p>
         </w:tc>
         <w:tc>
           <w:tcPr>
-            <w:tcW w:w="6040" w:type="dxa"/>
+            <w:tcW w:w="4598" w:type="dxa"/>
             <w:tcBorders>
               <w:top w:val="single" w:sz="4" w:space="0" w:color="000000"/>
               <w:start w:val="single" w:sz="4" w:space="0" w:color="000000"/>
@@ -633,10 +625,12 @@
             </w:pPr>
             <w:r>
               <w:rPr>
+                <w:bCs w:val="false"/>
+                <w:iCs w:val="false"/>
                 <w:sz w:val="22"/>
                 <w:szCs w:val="22"/>
               </w:rPr>
-              <w:t>ECONOME DE LYCEE</w:t>
+              <w:t>Gestionnaire des services matériels et financiers</w:t>
             </w:r>
           </w:p>
         </w:tc>
@@ -671,63 +665,7 @@
         <w:rPr>
           <w:rFonts w:cs="Calibri"/>
         </w:rPr>
-        <w:t>Attestons que les prestations objet du marché</w:t>
-      </w:r>
-      <w:r>
-        <w:rPr>
-          <w:rFonts w:cs="Calibri" w:ascii="Calibri" w:hAnsi="Calibri"/>
-          <w:b w:val="false"/>
-          <w:bCs/>
-        </w:rPr>
-        <w:t xml:space="preserve"> </w:t>
-      </w:r>
-      <w:r>
-        <w:rPr>
-          <w:rFonts w:cs="Times New Roman" w:cstheme="majorBidi"/>
-          <w:sz w:val="24"/>
-          <w:szCs w:val="24"/>
-        </w:rPr>
-        <w:t xml:space="preserve">N°10EXP/2025/AZ </w:t>
-      </w:r>
-      <w:r>
-        <w:rPr>
-          <w:rFonts w:cs="Calibri"/>
-        </w:rPr>
-        <w:t>ayant pour</w:t>
-      </w:r>
-      <w:r>
-        <w:rPr>
-          <w:rFonts w:cs="Calibri" w:hint="cs"/>
-        </w:rPr>
-        <w:t xml:space="preserve"> </w:t>
-      </w:r>
-      <w:r>
-        <w:rPr>
-          <w:rFonts w:cs="Calibri"/>
-        </w:rPr>
-        <w:t>objet</w:t>
-      </w:r>
-      <w:r>
-        <w:rPr>
-          <w:rFonts w:cs="Calibri" w:ascii="Calibri" w:hAnsi="Calibri"/>
-        </w:rPr>
-        <w:t xml:space="preserve"> : </w:t>
-      </w:r>
-      <w:r>
-        <w:rPr>
-          <w:rFonts w:cs="Calibri" w:ascii="Calibri" w:hAnsi="Calibri"/>
-          <w:b w:val="false"/>
-          <w:bCs/>
-        </w:rPr>
-        <w:t>PRESTATION DE RESTAURATION AU PROFIT DE L’INTERNAT DU </w:t>
-      </w:r>
-      <w:r>
-        <w:rPr>
-          <w:rFonts w:cs="Calibri" w:hint="cs" w:ascii="Calibri" w:hAnsi="Calibri"/>
-          <w:b w:val="false"/>
-          <w:bCs/>
-        </w:rPr>
-        <w:t>:</w:t>
+        <w:t>Attestons que les prestations objet du marché N°2023/02 ayant pour objet : PRESTATION DE RESTAURATION AU PROFIT DE L’INTERNAT DU :</w:t>
       </w:r>
     </w:p>
     <w:p>
@@ -745,7 +683,7 @@
           <w:i/>
           <w:iCs/>
         </w:rPr>
-        <w:t>LYCEE QUALIFIANT HASSAN 1 TAGLEFT</w:t>
+        <w:t xml:space="preserve"> </w:t>
       </w:r>
     </w:p>
     <w:p>
@@ -763,27 +701,7 @@
         <w:rPr>
           <w:rFonts w:cs="Calibri"/>
         </w:rPr>
-        <w:t xml:space="preserve">Ont été réellement exécutées par la Sté : </w:t>
-      </w:r>
-      <w:bookmarkStart w:id="0" w:name="_Hlk182305939"/>
-      <w:r>
-        <w:rPr>
-          <w:rFonts w:cs="Calibri"/>
-          <w:i/>
-          <w:iCs/>
-          <w:sz w:val="24"/>
-          <w:szCs w:val="24"/>
-        </w:rPr>
-        <w:t>ALPHA MEN POWER</w:t>
-      </w:r>
-      <w:bookmarkEnd w:id="0"/>
-      <w:r>
-        <w:rPr>
-          <w:rFonts w:cs="Calibri"/>
-          <w:sz w:val="24"/>
-          <w:szCs w:val="24"/>
-        </w:rPr>
-        <w:t>.</w:t>
+        <w:t>Ont été réellement exécutées par la Sté :</w:t>
       </w:r>
     </w:p>
     <w:p>
@@ -792,8 +710,9 @@
         <w:spacing w:lineRule="auto" w:line="360"/>
         <w:jc w:val="start"/>
         <w:rPr>
-          <w:sz w:val="22"/>
-          <w:szCs w:val="22"/>
+          <w:rFonts w:ascii="Calibri" w:hAnsi="Calibri" w:cs="Calibri"/>
+          <w:b w:val="false"/>
+          <w:bCs/>
         </w:rPr>
       </w:pPr>
       <w:r>
@@ -818,10 +737,10 @@
         <w:tblLook w:noHBand="0" w:noVBand="1" w:firstColumn="1" w:lastRow="0" w:lastColumn="0" w:firstRow="1" w:val="04a0"/>
       </w:tblPr>
       <w:tblGrid>
-        <w:gridCol w:w="1357"/>
-        <w:gridCol w:w="2836"/>
-        <w:gridCol w:w="2975"/>
-        <w:gridCol w:w="2209"/>
+        <w:gridCol w:w="1354"/>
+        <w:gridCol w:w="2839"/>
+        <w:gridCol w:w="2971"/>
+        <w:gridCol w:w="2213"/>
       </w:tblGrid>
       <w:tr>
         <w:trPr>
@@ -829,7 +748,7 @@
         </w:trPr>
         <w:tc>
           <w:tcPr>
-            <w:tcW w:w="1357" w:type="dxa"/>
+            <w:tcW w:w="1354" w:type="dxa"/>
             <w:tcBorders>
               <w:top w:val="single" w:sz="4" w:space="0" w:color="000000"/>
               <w:start w:val="single" w:sz="4" w:space="0" w:color="000000"/>
@@ -862,7 +781,7 @@
         </w:tc>
         <w:tc>
           <w:tcPr>
-            <w:tcW w:w="2836" w:type="dxa"/>
+            <w:tcW w:w="2839" w:type="dxa"/>
             <w:tcBorders>
               <w:top w:val="single" w:sz="4" w:space="0" w:color="000000"/>
               <w:start w:val="single" w:sz="4" w:space="0" w:color="000000"/>
@@ -895,7 +814,7 @@
         </w:tc>
         <w:tc>
           <w:tcPr>
-            <w:tcW w:w="2975" w:type="dxa"/>
+            <w:tcW w:w="2971" w:type="dxa"/>
             <w:tcBorders>
               <w:top w:val="single" w:sz="4" w:space="0" w:color="000000"/>
               <w:start w:val="single" w:sz="4" w:space="0" w:color="000000"/>
@@ -928,7 +847,7 @@
         </w:tc>
         <w:tc>
           <w:tcPr>
-            <w:tcW w:w="2209" w:type="dxa"/>
+            <w:tcW w:w="2213" w:type="dxa"/>
             <w:tcBorders>
               <w:top w:val="single" w:sz="4" w:space="0" w:color="000000"/>
               <w:start w:val="single" w:sz="4" w:space="0" w:color="000000"/>
@@ -966,7 +885,7 @@
         </w:trPr>
         <w:tc>
           <w:tcPr>
-            <w:tcW w:w="1357" w:type="dxa"/>
+            <w:tcW w:w="1354" w:type="dxa"/>
             <w:tcBorders>
               <w:top w:val="single" w:sz="4" w:space="0" w:color="000000"/>
               <w:start w:val="single" w:sz="4" w:space="0" w:color="000000"/>
@@ -997,7 +916,7 @@
         </w:tc>
         <w:tc>
           <w:tcPr>
-            <w:tcW w:w="2836" w:type="dxa"/>
+            <w:tcW w:w="2839" w:type="dxa"/>
             <w:tcBorders>
               <w:top w:val="single" w:sz="4" w:space="0" w:color="000000"/>
               <w:start w:val="single" w:sz="4" w:space="0" w:color="000000"/>
@@ -1029,7 +948,7 @@
         </w:tc>
         <w:tc>
           <w:tcPr>
-            <w:tcW w:w="2975" w:type="dxa"/>
+            <w:tcW w:w="2971" w:type="dxa"/>
             <w:tcBorders>
               <w:top w:val="single" w:sz="4" w:space="0" w:color="000000"/>
               <w:start w:val="single" w:sz="4" w:space="0" w:color="000000"/>
@@ -1062,7 +981,7 @@
         </w:tc>
         <w:tc>
           <w:tcPr>
-            <w:tcW w:w="2209" w:type="dxa"/>
+            <w:tcW w:w="2213" w:type="dxa"/>
             <w:tcBorders>
               <w:top w:val="single" w:sz="4" w:space="0" w:color="000000"/>
               <w:start w:val="single" w:sz="4" w:space="0" w:color="000000"/>
@@ -1084,31 +1003,6 @@
               <w:rPr>
                 <w:sz w:val="20"/>
               </w:rPr>
-              <w:fldChar w:fldCharType="begin"/>
-            </w:r>
-            <w:r>
-              <w:rPr>
-                <w:sz w:val="20"/>
-              </w:rPr>
-              <w:instrText xml:space="preserve"> MERGEFIELD عدد_المستفيدين__الفطور </w:instrText>
-            </w:r>
-            <w:r>
-              <w:rPr>
-                <w:sz w:val="20"/>
-              </w:rPr>
-              <w:fldChar w:fldCharType="separate"/>
-            </w:r>
-            <w:r>
-              <w:rPr>
-                <w:sz w:val="20"/>
-              </w:rPr>
-              <w:t>0</w:t>
-            </w:r>
-            <w:r>
-              <w:rPr>
-                <w:sz w:val="20"/>
-              </w:rPr>
-              <w:fldChar w:fldCharType="end"/>
             </w:r>
           </w:p>
         </w:tc>
@@ -1119,7 +1013,7 @@
         </w:trPr>
         <w:tc>
           <w:tcPr>
-            <w:tcW w:w="1357" w:type="dxa"/>
+            <w:tcW w:w="1354" w:type="dxa"/>
             <w:tcBorders>
               <w:top w:val="single" w:sz="4" w:space="0" w:color="000000"/>
               <w:start w:val="single" w:sz="4" w:space="0" w:color="000000"/>
@@ -1150,7 +1044,7 @@
         </w:tc>
         <w:tc>
           <w:tcPr>
-            <w:tcW w:w="2836" w:type="dxa"/>
+            <w:tcW w:w="2839" w:type="dxa"/>
             <w:tcBorders>
               <w:top w:val="single" w:sz="4" w:space="0" w:color="000000"/>
               <w:start w:val="single" w:sz="4" w:space="0" w:color="000000"/>
@@ -1182,7 +1076,7 @@
         </w:tc>
         <w:tc>
           <w:tcPr>
-            <w:tcW w:w="2975" w:type="dxa"/>
+            <w:tcW w:w="2971" w:type="dxa"/>
             <w:tcBorders>
               <w:top w:val="single" w:sz="4" w:space="0" w:color="000000"/>
               <w:start w:val="single" w:sz="4" w:space="0" w:color="000000"/>
@@ -1215,7 +1109,7 @@
         </w:tc>
         <w:tc>
           <w:tcPr>
-            <w:tcW w:w="2209" w:type="dxa"/>
+            <w:tcW w:w="2213" w:type="dxa"/>
             <w:tcBorders>
               <w:top w:val="single" w:sz="4" w:space="0" w:color="000000"/>
               <w:start w:val="single" w:sz="4" w:space="0" w:color="000000"/>
@@ -1237,31 +1131,6 @@
               <w:rPr>
                 <w:sz w:val="20"/>
               </w:rPr>
-              <w:fldChar w:fldCharType="begin"/>
-            </w:r>
-            <w:r>
-              <w:rPr>
-                <w:sz w:val="20"/>
-              </w:rPr>
-              <w:instrText xml:space="preserve"> MERGEFIELD عدد_المستفيدينالغذاء </w:instrText>
-            </w:r>
-            <w:r>
-              <w:rPr>
-                <w:sz w:val="20"/>
-              </w:rPr>
-              <w:fldChar w:fldCharType="separate"/>
-            </w:r>
-            <w:r>
-              <w:rPr>
-                <w:sz w:val="20"/>
-              </w:rPr>
-              <w:t>0</w:t>
-            </w:r>
-            <w:r>
-              <w:rPr>
-                <w:sz w:val="20"/>
-              </w:rPr>
-              <w:fldChar w:fldCharType="end"/>
             </w:r>
           </w:p>
         </w:tc>
@@ -1272,7 +1141,7 @@
         </w:trPr>
         <w:tc>
           <w:tcPr>
-            <w:tcW w:w="1357" w:type="dxa"/>
+            <w:tcW w:w="1354" w:type="dxa"/>
             <w:tcBorders>
               <w:top w:val="single" w:sz="4" w:space="0" w:color="000000"/>
               <w:start w:val="single" w:sz="4" w:space="0" w:color="000000"/>
@@ -1303,7 +1172,7 @@
         </w:tc>
         <w:tc>
           <w:tcPr>
-            <w:tcW w:w="2836" w:type="dxa"/>
+            <w:tcW w:w="2839" w:type="dxa"/>
             <w:tcBorders>
               <w:top w:val="single" w:sz="4" w:space="0" w:color="000000"/>
               <w:start w:val="single" w:sz="4" w:space="0" w:color="000000"/>
@@ -1335,7 +1204,7 @@
         </w:tc>
         <w:tc>
           <w:tcPr>
-            <w:tcW w:w="2975" w:type="dxa"/>
+            <w:tcW w:w="2971" w:type="dxa"/>
             <w:tcBorders>
               <w:top w:val="single" w:sz="4" w:space="0" w:color="000000"/>
               <w:start w:val="single" w:sz="4" w:space="0" w:color="000000"/>
@@ -1368,7 +1237,7 @@
         </w:tc>
         <w:tc>
           <w:tcPr>
-            <w:tcW w:w="2209" w:type="dxa"/>
+            <w:tcW w:w="2213" w:type="dxa"/>
             <w:tcBorders>
               <w:top w:val="single" w:sz="4" w:space="0" w:color="000000"/>
               <w:start w:val="single" w:sz="4" w:space="0" w:color="000000"/>
@@ -1523,6 +1392,7 @@
       <w:pPr>
         <w:pStyle w:val="BodyText"/>
         <w:spacing w:lineRule="auto" w:line="276"/>
+        <w:jc w:val="start"/>
         <w:rPr>
           <w:rFonts w:cs="Calibri"/>
         </w:rPr>
@@ -1532,45 +1402,7 @@
           <w:b w:val="false"/>
           <w:bCs/>
         </w:rPr>
-        <w:t xml:space="preserve">FAIT A TAGLEFT. LE </w:t>
-      </w:r>
-      <w:r>
-        <w:rPr>
-          <w:rFonts w:hint="cs"/>
-          <w:b w:val="false"/>
-          <w:bCs/>
-        </w:rPr>
-        <w:t xml:space="preserve"> </w:t>
-      </w:r>
-      <w:r>
-        <w:rPr>
-          <w:rFonts w:cs="Calibri"/>
-        </w:rPr>
-        <w:fldChar w:fldCharType="begin"/>
-      </w:r>
-      <w:r>
-        <w:rPr>
-          <w:rFonts w:cs="Calibri"/>
-        </w:rPr>
-        <w:instrText xml:space="preserve"> MERGEFIELD date </w:instrText>
-      </w:r>
-      <w:r>
-        <w:rPr>
-          <w:rFonts w:cs="Calibri"/>
-        </w:rPr>
-        <w:fldChar w:fldCharType="separate"/>
-      </w:r>
-      <w:r>
-        <w:rPr>
-          <w:rFonts w:cs="Calibri"/>
-        </w:rPr>
-        <w:t>01/02/2026</w:t>
-      </w:r>
-      <w:r>
-        <w:rPr>
-          <w:rFonts w:cs="Calibri"/>
-        </w:rPr>
-        <w:fldChar w:fldCharType="end"/>
+        <w:t>Fait a Ighil N'oumgoun. Le</w:t>
       </w:r>
     </w:p>
     <w:sectPr>
@@ -1582,7 +1414,7 @@
       <w:footerReference w:type="first" r:id="rId7"/>
       <w:type w:val="nextPage"/>
       <w:pgSz w:w="11906" w:h="16838"/>
-      <w:pgMar w:left="1418" w:right="1418" w:gutter="0" w:header="2098" w:top="2155" w:footer="709" w:bottom="766"/>
+      <w:pgMar w:left="1418" w:right="1418" w:gutter="0" w:header="2098" w:top="2498" w:footer="709" w:bottom="766"/>
       <w:pgNumType w:fmt="decimal"/>
       <w:formProt w:val="false"/>
       <w:textDirection w:val="lrTb"/>
@@ -1605,12 +1437,10 @@
     </w:pPr>
     <w:r>
       <w:rPr/>
-    </w:r>
-    <w:r>
       <mc:AlternateContent>
         <mc:Choice Requires="wps">
           <w:drawing>
-            <wp:anchor distT="0" distB="0" distL="0" distR="0" simplePos="0" relativeHeight="0" behindDoc="0" locked="0" layoutInCell="1" allowOverlap="1">
+            <wp:anchor distT="0" distB="0" distL="0" distR="0" simplePos="0" relativeHeight="5" behindDoc="1" locked="0" layoutInCell="0" allowOverlap="1">
               <wp:simplePos x="0" y="0"/>
               <wp:positionH relativeFrom="margin">
                 <wp:align>center</wp:align>
@@ -1621,56 +1451,74 @@
               <wp:extent cx="14605" cy="14605"/>
               <wp:effectExtent l="0" t="0" r="0" b="0"/>
               <wp:wrapSquare wrapText="bothSides"/>
-              <wp:docPr id="8" name="Frame2"/>
+              <wp:docPr id="6" name="Frame2"/>
               <a:graphic xmlns:a="http://schemas.openxmlformats.org/drawingml/2006/main">
                 <a:graphicData uri="http://schemas.microsoft.com/office/word/2010/wordprocessingShape">
                   <wps:wsp>
-                    <wps:cNvSpPr txBox="1"/>
+                    <wps:cNvSpPr/>
                     <wps:spPr>
                       <a:xfrm>
                         <a:off x="0" y="0"/>
-                        <a:ext cx="14605" cy="14605"/>
+                        <a:ext cx="14760" cy="14760"/>
                       </a:xfrm>
-                      <a:prstGeom prst="rect"/>
-                      <a:solidFill>
-                        <a:srgbClr val="FFFFFF">
-                          <a:alpha val="0"/>
-                        </a:srgbClr>
-                      </a:solidFill>
+                      <a:prstGeom prst="rect">
+                        <a:avLst/>
+                      </a:prstGeom>
+                      <a:noFill/>
+                      <a:ln w="0">
+                        <a:noFill/>
+                      </a:ln>
                     </wps:spPr>
+                    <wps:style>
+                      <a:lnRef idx="0"/>
+                      <a:fillRef idx="0"/>
+                      <a:effectRef idx="0"/>
+                      <a:fontRef idx="minor"/>
+                    </wps:style>
                     <wps:txbx>
                       <w:txbxContent>
                         <w:p>
                           <w:pPr>
                             <w:pStyle w:val="Normal"/>
-                            <w:pBdr/>
                             <w:spacing w:before="0" w:after="160"/>
-                            <w:rPr/>
+                            <w:rPr>
+                              <w:color w:val="000000"/>
+                            </w:rPr>
                           </w:pPr>
                           <w:r>
-                            <w:rPr/>
+                            <w:rPr>
+                              <w:color w:val="000000"/>
+                            </w:rPr>
                             <w:fldChar w:fldCharType="begin"/>
                           </w:r>
                           <w:r>
-                            <w:rPr/>
+                            <w:rPr>
+                              <w:color w:val="000000"/>
+                            </w:rPr>
                             <w:instrText xml:space="preserve"> PAGE </w:instrText>
                           </w:r>
                           <w:r>
-                            <w:rPr/>
+                            <w:rPr>
+                              <w:color w:val="000000"/>
+                            </w:rPr>
                             <w:fldChar w:fldCharType="separate"/>
                           </w:r>
                           <w:r>
-                            <w:rPr/>
+                            <w:rPr>
+                              <w:color w:val="000000"/>
+                            </w:rPr>
                             <w:t>0</w:t>
                           </w:r>
                           <w:r>
-                            <w:rPr/>
+                            <w:rPr>
+                              <w:color w:val="000000"/>
+                            </w:rPr>
                             <w:fldChar w:fldCharType="end"/>
                           </w:r>
                         </w:p>
                       </w:txbxContent>
                     </wps:txbx>
-                    <wps:bodyPr anchor="t" lIns="0" tIns="0" rIns="0" bIns="0">
+                    <wps:bodyPr lIns="0" tIns="0" rIns="0" bIns="0" anchor="t">
                       <a:spAutoFit/>
                     </wps:bodyPr>
                   </wps:wsp>
@@ -1681,35 +1529,47 @@
         </mc:Choice>
         <mc:Fallback>
           <w:pict>
-            <v:rect fillcolor="#FFFFFF" style="position:absolute;rotation:-0;width:1.15pt;height:1.15pt;mso-wrap-distance-left:0pt;mso-wrap-distance-right:0pt;mso-wrap-distance-top:0pt;mso-wrap-distance-bottom:0pt;margin-top:0.05pt;mso-position-vertical-relative:text;margin-left:0pt;mso-position-horizontal:center;mso-position-horizontal-relative:margin">
-              <v:fill opacity="0f"/>
-              <v:textbox inset="0in,0in,0in,0in">
+            <v:rect id="shape_0" stroked="f" o:allowincell="f" style="position:absolute;margin-left:0pt;margin-top:0.05pt;width:1.1pt;height:1.1pt;mso-wrap-style:square;v-text-anchor:top;mso-position-horizontal:center;mso-position-horizontal-relative:margin">
+              <v:fill o:detectmouseclick="t" on="false"/>
+              <v:stroke color="#3465a4" joinstyle="round" endcap="flat"/>
+              <v:textbox>
                 <w:txbxContent>
                   <w:p>
                     <w:pPr>
                       <w:pStyle w:val="Normal"/>
-                      <w:pBdr/>
                       <w:spacing w:before="0" w:after="160"/>
-                      <w:rPr/>
+                      <w:rPr>
+                        <w:color w:val="000000"/>
+                      </w:rPr>
                     </w:pPr>
                     <w:r>
-                      <w:rPr/>
+                      <w:rPr>
+                        <w:color w:val="000000"/>
+                      </w:rPr>
                       <w:fldChar w:fldCharType="begin"/>
                     </w:r>
                     <w:r>
-                      <w:rPr/>
+                      <w:rPr>
+                        <w:color w:val="000000"/>
+                      </w:rPr>
                       <w:instrText xml:space="preserve"> PAGE </w:instrText>
                     </w:r>
                     <w:r>
-                      <w:rPr/>
+                      <w:rPr>
+                        <w:color w:val="000000"/>
+                      </w:rPr>
                       <w:fldChar w:fldCharType="separate"/>
                     </w:r>
                     <w:r>
-                      <w:rPr/>
+                      <w:rPr>
+                        <w:color w:val="000000"/>
+                      </w:rPr>
                       <w:t>0</w:t>
                     </w:r>
                     <w:r>
-                      <w:rPr/>
+                      <w:rPr>
+                        <w:color w:val="000000"/>
+                      </w:rPr>
                       <w:fldChar w:fldCharType="end"/>
                     </w:r>
                   </w:p>
@@ -1737,7 +1597,7 @@
     </w:pPr>
     <w:r>
       <w:rPr>
-        <w:rFonts w:ascii="Calibri" w:hAnsi="Calibri" w:asciiTheme="minorHAnsi" w:hAnsiTheme="minorHAnsi"/>
+        <w:rFonts w:ascii="Calibri" w:hAnsi="Calibri"/>
         <w:sz w:val="16"/>
         <w:szCs w:val="16"/>
       </w:rPr>
@@ -1815,7 +1675,7 @@
     </w:pPr>
     <w:r>
       <w:rPr>
-        <w:rFonts w:ascii="Calibri" w:hAnsi="Calibri" w:asciiTheme="minorHAnsi" w:hAnsiTheme="minorHAnsi"/>
+        <w:rFonts w:ascii="Calibri" w:hAnsi="Calibri"/>
         <w:sz w:val="16"/>
         <w:szCs w:val="16"/>
       </w:rPr>
@@ -1892,6 +1752,60 @@
       <w:rPr/>
     </w:r>
   </w:p>
+  <w:p>
+    <w:pPr>
+      <w:pStyle w:val="Normal"/>
+      <w:bidi w:val="1"/>
+      <w:spacing w:lineRule="auto" w:line="240" w:before="0" w:after="0"/>
+      <w:jc w:val="center"/>
+      <w:rPr/>
+    </w:pPr>
+    <w:r>
+      <w:rPr>
+        <w:rFonts w:cs="arabswell_1"/>
+        <w:sz w:val="21"/>
+        <w:szCs w:val="21"/>
+        <w:rtl w:val="true"/>
+      </w:rPr>
+      <w:t>الأكاديمية الجهوية للتربية و التعليم درعة تافيلالت</w:t>
+    </w:r>
+  </w:p>
+  <w:p>
+    <w:pPr>
+      <w:pStyle w:val="Normal"/>
+      <w:bidi w:val="1"/>
+      <w:spacing w:lineRule="auto" w:line="240" w:before="0" w:after="0"/>
+      <w:jc w:val="center"/>
+      <w:rPr/>
+    </w:pPr>
+    <w:r>
+      <w:rPr>
+        <w:rFonts w:cs="arabswell_1"/>
+        <w:sz w:val="21"/>
+        <w:szCs w:val="21"/>
+        <w:rtl w:val="true"/>
+      </w:rPr>
+      <w:t>المديرية الإقليمية تنغير</w:t>
+    </w:r>
+  </w:p>
+  <w:p>
+    <w:pPr>
+      <w:pStyle w:val="Normal"/>
+      <w:bidi w:val="1"/>
+      <w:spacing w:lineRule="auto" w:line="240" w:before="0" w:after="0"/>
+      <w:jc w:val="center"/>
+      <w:rPr/>
+    </w:pPr>
+    <w:r>
+      <w:rPr>
+        <w:rFonts w:cs="arabswell_1"/>
+        <w:sz w:val="21"/>
+        <w:szCs w:val="21"/>
+        <w:rtl w:val="true"/>
+      </w:rPr>
+      <w:t>الثانوية الإعدادية ألمدون</w:t>
+    </w:r>
+  </w:p>
 </w:hdr>
 </file>
 
@@ -1907,173 +1821,114 @@
         <w:rtl w:val="true"/>
       </w:rPr>
       <mc:AlternateContent>
-        <mc:Choice Requires="wpg">
+        <mc:Choice Requires="wps">
           <w:drawing>
-            <wp:anchor distT="0" distB="0" distL="0" distR="0" simplePos="0" relativeHeight="2" behindDoc="1" locked="0" layoutInCell="0" allowOverlap="1" wp14:anchorId="5AB0D829">
+            <wp:anchor distT="0" distB="0" distL="3175" distR="635" simplePos="0" relativeHeight="2" behindDoc="1" locked="0" layoutInCell="0" allowOverlap="1">
               <wp:simplePos x="0" y="0"/>
-              <wp:positionH relativeFrom="margin">
+              <wp:positionH relativeFrom="column">
                 <wp:align>center</wp:align>
               </wp:positionH>
-              <wp:positionV relativeFrom="margin">
-                <wp:posOffset>-1428750</wp:posOffset>
+              <wp:positionV relativeFrom="paragraph">
+                <wp:posOffset>-483870</wp:posOffset>
               </wp:positionV>
-              <wp:extent cx="5057775" cy="1428750"/>
-              <wp:effectExtent l="0" t="0" r="0" b="0"/>
-              <wp:wrapNone/>
-              <wp:docPr id="2" name="Group 2"/>
+              <wp:extent cx="3590290" cy="765175"/>
+              <wp:effectExtent l="635" t="0" r="0" b="0"/>
+              <wp:wrapTopAndBottom/>
+              <wp:docPr id="2" name="Zone de texte 1"/>
               <a:graphic xmlns:a="http://schemas.openxmlformats.org/drawingml/2006/main">
-                <a:graphicData uri="http://schemas.microsoft.com/office/word/2010/wordprocessingGroup">
-                  <wpg:wgp>
-                    <wpg:cNvGrpSpPr/>
-                    <wpg:grpSpPr>
+                <a:graphicData uri="http://schemas.microsoft.com/office/word/2010/wordprocessingShape">
+                  <wps:wsp>
+                    <wps:cNvSpPr/>
+                    <wps:spPr>
                       <a:xfrm>
                         <a:off x="0" y="0"/>
-                        <a:ext cx="5057640" cy="1428840"/>
-                        <a:chOff x="0" y="0"/>
-                        <a:chExt cx="5057640" cy="1428840"/>
+                        <a:ext cx="3590280" cy="765000"/>
                       </a:xfrm>
-                    </wpg:grpSpPr>
-                    <pic:pic xmlns:pic="http://schemas.openxmlformats.org/drawingml/2006/picture">
-                      <pic:nvPicPr>
-                        <pic:cNvPr id="3" name="Image 2"/>
-                        <pic:cNvPicPr/>
-                      </pic:nvPicPr>
-                      <pic:blipFill>
-                        <a:blip r:embed="rId1"/>
-                        <a:stretch/>
-                      </pic:blipFill>
-                      <pic:spPr>
-                        <a:xfrm>
-                          <a:off x="595080" y="0"/>
-                          <a:ext cx="3784680" cy="622800"/>
-                        </a:xfrm>
-                        <a:prstGeom prst="rect">
-                          <a:avLst/>
-                        </a:prstGeom>
+                      <a:prstGeom prst="rect">
+                        <a:avLst/>
+                      </a:prstGeom>
+                      <a:noFill/>
+                      <a:ln w="0">
                         <a:noFill/>
-                        <a:ln w="0">
-                          <a:noFill/>
-                        </a:ln>
-                      </pic:spPr>
-                    </pic:pic>
-                    <wps:wsp>
-                      <wps:cNvPr id="4" name="Zone de texte 1"/>
-                      <wps:cNvSpPr/>
-                      <wps:spPr>
-                        <a:xfrm>
-                          <a:off x="0" y="490320"/>
-                          <a:ext cx="5057640" cy="938520"/>
-                        </a:xfrm>
-                        <a:prstGeom prst="rect">
-                          <a:avLst/>
-                        </a:prstGeom>
-                        <a:noFill/>
-                        <a:ln w="6350">
-                          <a:noFill/>
-                        </a:ln>
-                      </wps:spPr>
-                      <wps:style>
-                        <a:lnRef idx="0"/>
-                        <a:fillRef idx="0"/>
-                        <a:effectRef idx="0"/>
-                        <a:fontRef idx="minor"/>
-                      </wps:style>
-                      <wps:txbx>
-                        <w:txbxContent>
-                          <w:p>
-                            <w:pPr>
-                              <w:pStyle w:val="Normal"/>
-                              <w:bidi w:val="1"/>
-                              <w:spacing w:lineRule="auto" w:line="240" w:before="0" w:after="0"/>
-                              <w:jc w:val="center"/>
-                              <w:rPr>
-                                <w:rFonts w:cs="arabswell_1"/>
-                                <w:b/>
-                                <w:bCs/>
-                              </w:rPr>
-                            </w:pPr>
-                            <w:r>
-                              <w:rPr>
-                                <w:rFonts w:hint="cs" w:cs="arabswell_1"/>
-                                <w:b/>
-                                <w:b/>
-                                <w:bCs/>
-                                <w:rtl w:val="true"/>
-                              </w:rPr>
-                              <w:t xml:space="preserve">الأكاديمية الجهوية للتربية والتكوين لجهة </w:t>
-                            </w:r>
-                            <w:r>
-                              <w:rPr>
-                                <w:rFonts w:hint="cs" w:cs="arabswell_1"/>
-                                <w:b/>
-                                <w:b/>
-                                <w:bCs/>
-                                <w:rtl w:val="true"/>
-                                <w:lang w:bidi="ar-MA"/>
-                              </w:rPr>
-                              <w:t xml:space="preserve">درعة تافيلالت </w:t>
-                            </w:r>
-                          </w:p>
-                          <w:p>
-                            <w:pPr>
-                              <w:pStyle w:val="Normal"/>
-                              <w:bidi w:val="1"/>
-                              <w:spacing w:lineRule="auto" w:line="240" w:before="0" w:after="0"/>
-                              <w:jc w:val="center"/>
-                              <w:rPr>
-                                <w:rFonts w:cs="arabswell_1"/>
-                                <w:b/>
-                                <w:bCs/>
-                                <w14:ligatures w14:val="standardContextual"/>
-                              </w:rPr>
-                            </w:pPr>
-                            <w:r>
-                              <w:rPr>
-                                <w:rFonts w:hint="cs" w:cs="arabswell_1"/>
-                                <w:b/>
-                                <w:b/>
-                                <w:bCs/>
-                                <w:rtl w:val="true"/>
-                              </w:rPr>
-                              <w:t>المديرية الإقليمية بتنغير</w:t>
-                            </w:r>
-                          </w:p>
-                          <w:p>
-                            <w:pPr>
-                              <w:pStyle w:val="Normal"/>
-                              <w:bidi w:val="1"/>
-                              <w:spacing w:lineRule="auto" w:line="240" w:before="0" w:after="0"/>
-                              <w:jc w:val="center"/>
-                              <w:rPr>
-                                <w:rFonts w:cs="arabswell_1"/>
-                                <w:b/>
-                                <w:bCs/>
-                                <w:sz w:val="21"/>
-                                <w:szCs w:val="21"/>
-                                <w:lang w:bidi="ar-MA"/>
-                              </w:rPr>
-                            </w:pPr>
-                            <w:r>
-                              <w:rPr>
-                                <w:rFonts w:hint="cs" w:cs="arabswell_1"/>
-                                <w:b/>
-                                <w:b/>
-                                <w:bCs/>
-                                <w:sz w:val="21"/>
-                                <w:szCs w:val="21"/>
-                                <w:rtl w:val="true"/>
-                                <w:lang w:bidi="ar-MA"/>
-                              </w:rPr>
-                              <w:t>الثانوية الإعدادية ألمدون</w:t>
-                            </w:r>
-                          </w:p>
-                        </w:txbxContent>
-                      </wps:txbx>
-                      <wps:bodyPr anchor="ctr">
-                        <a:noAutofit/>
-                      </wps:bodyPr>
-                    </wps:wsp>
-                  </wpg:wgp>
+                      </a:ln>
+                    </wps:spPr>
+                    <wps:style>
+                      <a:lnRef idx="0"/>
+                      <a:fillRef idx="0"/>
+                      <a:effectRef idx="0"/>
+                      <a:fontRef idx="minor"/>
+                    </wps:style>
+                    <wps:txbx>
+                      <w:txbxContent>
+                        <w:p>
+                          <w:pPr>
+                            <w:pStyle w:val="Normal"/>
+                            <w:bidi w:val="1"/>
+                            <w:spacing w:lineRule="auto" w:line="240" w:before="0" w:after="0"/>
+                            <w:jc w:val="center"/>
+                            <w:rPr>
+                              <w:rFonts w:cs="Noto Kufi Arabic"/>
+                            </w:rPr>
+                          </w:pPr>
+                          <w:r>
+                            <w:rPr>
+                              <w:rFonts w:cs="Noto Kufi Arabic"/>
+                              <w:color w:val="000000"/>
+                              <w:sz w:val="21"/>
+                              <w:szCs w:val="21"/>
+                              <w:rtl w:val="true"/>
+                            </w:rPr>
+                            <w:t>الأكاديمية الجهوية للتربية والتكوين جهة درعة تافيلالت</w:t>
+                          </w:r>
+                        </w:p>
+                        <w:p>
+                          <w:pPr>
+                            <w:pStyle w:val="Normal"/>
+                            <w:bidi w:val="1"/>
+                            <w:spacing w:lineRule="auto" w:line="240" w:before="0" w:after="0"/>
+                            <w:jc w:val="center"/>
+                            <w:rPr>
+                              <w:rFonts w:cs="Noto Kufi Arabic"/>
+                            </w:rPr>
+                          </w:pPr>
+                          <w:r>
+                            <w:rPr>
+                              <w:rFonts w:cs="Noto Kufi Arabic"/>
+                              <w:color w:val="000000"/>
+                              <w:sz w:val="21"/>
+                              <w:szCs w:val="21"/>
+                              <w:rtl w:val="true"/>
+                            </w:rPr>
+                            <w:t>المديرية الإقليمية تنغير</w:t>
+                          </w:r>
+                        </w:p>
+                        <w:p>
+                          <w:pPr>
+                            <w:pStyle w:val="Normal"/>
+                            <w:bidi w:val="1"/>
+                            <w:spacing w:lineRule="auto" w:line="240" w:before="0" w:after="0"/>
+                            <w:jc w:val="center"/>
+                            <w:rPr>
+                              <w:rFonts w:cs="Noto Kufi Arabic"/>
+                            </w:rPr>
+                          </w:pPr>
+                          <w:r>
+                            <w:rPr>
+                              <w:rFonts w:cs="Noto Kufi Arabic"/>
+                              <w:color w:val="000000"/>
+                              <w:sz w:val="21"/>
+                              <w:szCs w:val="21"/>
+                              <w:rtl w:val="true"/>
+                            </w:rPr>
+                            <w:t>الثانوية الإعدادية ألمدون</w:t>
+                          </w:r>
+                        </w:p>
+                      </w:txbxContent>
+                    </wps:txbx>
+                    <wps:bodyPr lIns="0" tIns="0" rIns="0" bIns="0" anchor="ctr">
+                      <a:noAutofit/>
+                    </wps:bodyPr>
+                  </wps:wsp>
                 </a:graphicData>
               </a:graphic>
             </wp:anchor>
@@ -2081,131 +1936,149 @@
         </mc:Choice>
         <mc:Fallback>
           <w:pict>
-            <v:group id="shape_0" alt="Group 2" style="position:absolute;margin-left:27.6pt;margin-top:-112.5pt;width:398.25pt;height:112.5pt" coordorigin="552,-2250" coordsize="7965,2250">
-              <v:shapetype id="_x0000_t75" coordsize="21600,21600" o:spt="75" o:preferrelative="t" path="m@4@5l@4@11@9@11@9@5xe" filled="f" stroked="f">
-                <v:stroke joinstyle="miter"/>
-                <v:formulas>
-                  <v:f eqn="if lineDrawn pixelLineWidth 0"/>
-                  <v:f eqn="sum @0 1 0"/>
-                  <v:f eqn="sum 0 0 @1"/>
-                  <v:f eqn="prod @2 1 2"/>
-                  <v:f eqn="prod @3 21600 pixelWidth"/>
-                  <v:f eqn="prod @3 21600 pixelHeight"/>
-                  <v:f eqn="sum @0 0 1"/>
-                  <v:f eqn="prod @6 1 2"/>
-                  <v:f eqn="prod @7 21600 pixelWidth"/>
-                  <v:f eqn="sum @8 21600 0"/>
-                  <v:f eqn="prod @7 21600 pixelHeight"/>
-                  <v:f eqn="sum @10 21600 0"/>
-                </v:formulas>
-                <v:path o:extrusionok="f" gradientshapeok="t" o:connecttype="rect"/>
-                <o:lock v:ext="edit" aspectratio="t"/>
-              </v:shapetype>
-              <v:shape id="shape_0" stroked="f" o:allowincell="f" style="position:absolute;left:1489;top:-2250;width:5959;height:980;mso-wrap-style:none;v-text-anchor:middle;mso-position-horizontal:center;mso-position-horizontal-relative:margin;mso-position-vertical-relative:margin" type="_x0000_t75">
-                <v:imagedata r:id="rId2" o:detectmouseclick="t"/>
-                <v:stroke color="#3465a4" joinstyle="round" endcap="flat"/>
-                <w10:wrap type="none"/>
-              </v:shape>
-              <v:rect id="shape_0" stroked="f" o:allowincell="f" style="position:absolute;left:552;top:-1478;width:7964;height:1477;mso-wrap-style:square;v-text-anchor:middle;mso-position-horizontal:center;mso-position-horizontal-relative:margin;mso-position-vertical-relative:margin">
-                <v:fill o:detectmouseclick="t" on="false"/>
-                <v:stroke color="#3465a4" weight="6480" joinstyle="round" endcap="flat"/>
-                <v:textbox>
-                  <w:txbxContent>
-                    <w:p>
-                      <w:pPr>
-                        <w:pStyle w:val="Normal"/>
-                        <w:bidi w:val="1"/>
-                        <w:spacing w:lineRule="auto" w:line="240" w:before="0" w:after="0"/>
-                        <w:jc w:val="center"/>
-                        <w:rPr>
-                          <w:rFonts w:cs="arabswell_1"/>
-                          <w:b/>
-                          <w:bCs/>
-                        </w:rPr>
-                      </w:pPr>
-                      <w:r>
-                        <w:rPr>
-                          <w:rFonts w:hint="cs" w:cs="arabswell_1"/>
-                          <w:b/>
-                          <w:b/>
-                          <w:bCs/>
-                          <w:rtl w:val="true"/>
-                        </w:rPr>
-                        <w:t xml:space="preserve">الأكاديمية الجهوية للتربية والتكوين لجهة </w:t>
-                      </w:r>
-                      <w:r>
-                        <w:rPr>
-                          <w:rFonts w:hint="cs" w:cs="arabswell_1"/>
-                          <w:b/>
-                          <w:b/>
-                          <w:bCs/>
-                          <w:rtl w:val="true"/>
-                          <w:lang w:bidi="ar-MA"/>
-                        </w:rPr>
-                        <w:t xml:space="preserve">درعة تافيلالت </w:t>
-                      </w:r>
-                    </w:p>
-                    <w:p>
-                      <w:pPr>
-                        <w:pStyle w:val="Normal"/>
-                        <w:bidi w:val="1"/>
-                        <w:spacing w:lineRule="auto" w:line="240" w:before="0" w:after="0"/>
-                        <w:jc w:val="center"/>
-                        <w:rPr>
-                          <w:rFonts w:cs="arabswell_1"/>
-                          <w:b/>
-                          <w:bCs/>
-                          <w14:ligatures w14:val="standardContextual"/>
-                        </w:rPr>
-                      </w:pPr>
-                      <w:r>
-                        <w:rPr>
-                          <w:rFonts w:hint="cs" w:cs="arabswell_1"/>
-                          <w:b/>
-                          <w:b/>
-                          <w:bCs/>
-                          <w:rtl w:val="true"/>
-                        </w:rPr>
-                        <w:t>المديرية الإقليمية بتنغير</w:t>
-                      </w:r>
-                    </w:p>
-                    <w:p>
-                      <w:pPr>
-                        <w:pStyle w:val="Normal"/>
-                        <w:bidi w:val="1"/>
-                        <w:spacing w:lineRule="auto" w:line="240" w:before="0" w:after="0"/>
-                        <w:jc w:val="center"/>
-                        <w:rPr>
-                          <w:rFonts w:cs="arabswell_1"/>
-                          <w:b/>
-                          <w:bCs/>
-                          <w:sz w:val="21"/>
-                          <w:szCs w:val="21"/>
-                          <w:lang w:bidi="ar-MA"/>
-                        </w:rPr>
-                      </w:pPr>
-                      <w:r>
-                        <w:rPr>
-                          <w:rFonts w:hint="cs" w:cs="arabswell_1"/>
-                          <w:b/>
-                          <w:b/>
-                          <w:bCs/>
-                          <w:sz w:val="21"/>
-                          <w:szCs w:val="21"/>
-                          <w:rtl w:val="true"/>
-                          <w:lang w:bidi="ar-MA"/>
-                        </w:rPr>
-                        <w:t>الثانوية الإعدادية ألمدون</w:t>
-                      </w:r>
-                    </w:p>
-                  </w:txbxContent>
-                </v:textbox>
-                <w10:wrap type="none"/>
-              </v:rect>
-            </v:group>
+            <v:rect id="shape_0" stroked="f" o:allowincell="f" style="position:absolute;margin-left:85.4pt;margin-top:-38.1pt;width:282.65pt;height:60.2pt;mso-wrap-style:square;v-text-anchor:middle;mso-position-horizontal:center">
+              <v:fill o:detectmouseclick="t" on="false"/>
+              <v:stroke color="#3465a4" joinstyle="round" endcap="flat"/>
+              <v:textbox>
+                <w:txbxContent>
+                  <w:p>
+                    <w:pPr>
+                      <w:pStyle w:val="Normal"/>
+                      <w:bidi w:val="1"/>
+                      <w:spacing w:lineRule="auto" w:line="240" w:before="0" w:after="0"/>
+                      <w:jc w:val="center"/>
+                      <w:rPr>
+                        <w:rFonts w:cs="Noto Kufi Arabic"/>
+                      </w:rPr>
+                    </w:pPr>
+                    <w:r>
+                      <w:rPr>
+                        <w:rFonts w:cs="Noto Kufi Arabic"/>
+                        <w:color w:val="000000"/>
+                        <w:sz w:val="21"/>
+                        <w:szCs w:val="21"/>
+                        <w:rtl w:val="true"/>
+                      </w:rPr>
+                      <w:t>الأكاديمية الجهوية للتربية والتكوين جهة درعة تافيلالت</w:t>
+                    </w:r>
+                  </w:p>
+                  <w:p>
+                    <w:pPr>
+                      <w:pStyle w:val="Normal"/>
+                      <w:bidi w:val="1"/>
+                      <w:spacing w:lineRule="auto" w:line="240" w:before="0" w:after="0"/>
+                      <w:jc w:val="center"/>
+                      <w:rPr>
+                        <w:rFonts w:cs="Noto Kufi Arabic"/>
+                      </w:rPr>
+                    </w:pPr>
+                    <w:r>
+                      <w:rPr>
+                        <w:rFonts w:cs="Noto Kufi Arabic"/>
+                        <w:color w:val="000000"/>
+                        <w:sz w:val="21"/>
+                        <w:szCs w:val="21"/>
+                        <w:rtl w:val="true"/>
+                      </w:rPr>
+                      <w:t>المديرية الإقليمية تنغير</w:t>
+                    </w:r>
+                  </w:p>
+                  <w:p>
+                    <w:pPr>
+                      <w:pStyle w:val="Normal"/>
+                      <w:bidi w:val="1"/>
+                      <w:spacing w:lineRule="auto" w:line="240" w:before="0" w:after="0"/>
+                      <w:jc w:val="center"/>
+                      <w:rPr>
+                        <w:rFonts w:cs="Noto Kufi Arabic"/>
+                      </w:rPr>
+                    </w:pPr>
+                    <w:r>
+                      <w:rPr>
+                        <w:rFonts w:cs="Noto Kufi Arabic"/>
+                        <w:color w:val="000000"/>
+                        <w:sz w:val="21"/>
+                        <w:szCs w:val="21"/>
+                        <w:rtl w:val="true"/>
+                      </w:rPr>
+                      <w:t>الثانوية الإعدادية ألمدون</w:t>
+                    </w:r>
+                  </w:p>
+                </w:txbxContent>
+              </v:textbox>
+              <w10:wrap type="topAndBottom"/>
+            </v:rect>
           </w:pict>
         </mc:Fallback>
       </mc:AlternateContent>
+      <w:drawing>
+        <wp:anchor distT="0" distB="0" distL="0" distR="0" simplePos="0" relativeHeight="6" behindDoc="1" locked="0" layoutInCell="0" allowOverlap="1">
+          <wp:simplePos x="0" y="0"/>
+          <wp:positionH relativeFrom="column">
+            <wp:posOffset>941705</wp:posOffset>
+          </wp:positionH>
+          <wp:positionV relativeFrom="paragraph">
+            <wp:posOffset>-1207135</wp:posOffset>
+          </wp:positionV>
+          <wp:extent cx="3785870" cy="621665"/>
+          <wp:effectExtent l="0" t="0" r="0" b="0"/>
+          <wp:wrapSquare wrapText="bothSides"/>
+          <wp:docPr id="3" name="Image 2"/>
+          <wp:cNvGraphicFramePr>
+            <a:graphicFrameLocks xmlns:a="http://schemas.openxmlformats.org/drawingml/2006/main" noChangeAspect="1"/>
+          </wp:cNvGraphicFramePr>
+          <a:graphic xmlns:a="http://schemas.openxmlformats.org/drawingml/2006/main">
+            <a:graphicData uri="http://schemas.openxmlformats.org/drawingml/2006/picture">
+              <pic:pic xmlns:pic="http://schemas.openxmlformats.org/drawingml/2006/picture">
+                <pic:nvPicPr>
+                  <pic:cNvPr id="3" name="Image 2"/>
+                  <pic:cNvPicPr>
+                    <a:picLocks noChangeAspect="1" noChangeArrowheads="1"/>
+                  </pic:cNvPicPr>
+                </pic:nvPicPr>
+                <pic:blipFill>
+                  <a:blip r:embed="rId1"/>
+                  <a:srcRect l="-321" t="-1402" r="-321" b="-1402"/>
+                  <a:stretch>
+                    <a:fillRect/>
+                  </a:stretch>
+                </pic:blipFill>
+                <pic:spPr bwMode="auto">
+                  <a:xfrm>
+                    <a:off x="0" y="0"/>
+                    <a:ext cx="3785870" cy="621665"/>
+                  </a:xfrm>
+                  <a:prstGeom prst="rect">
+                    <a:avLst/>
+                  </a:prstGeom>
+                  <a:noFill/>
+                </pic:spPr>
+              </pic:pic>
+            </a:graphicData>
+          </a:graphic>
+        </wp:anchor>
+      </w:drawing>
+    </w:r>
+  </w:p>
+  <w:p>
+    <w:pPr>
+      <w:pStyle w:val="Normal"/>
+      <w:bidi w:val="1"/>
+      <w:spacing w:lineRule="auto" w:line="240" w:before="0" w:after="0"/>
+      <w:jc w:val="center"/>
+      <w:rPr>
+        <w:rFonts w:cs="arabswell_1"/>
+        <w:sz w:val="21"/>
+        <w:szCs w:val="21"/>
+      </w:rPr>
+    </w:pPr>
+    <w:r>
+      <w:rPr>
+        <w:rFonts w:cs="arabswell_1"/>
+        <w:sz w:val="21"/>
+        <w:szCs w:val="21"/>
+        <w:rtl w:val="true"/>
+      </w:rPr>
     </w:r>
   </w:p>
 </w:hdr>
@@ -2223,173 +2096,114 @@
         <w:rtl w:val="true"/>
       </w:rPr>
       <mc:AlternateContent>
-        <mc:Choice Requires="wpg">
+        <mc:Choice Requires="wps">
           <w:drawing>
-            <wp:anchor distT="0" distB="0" distL="0" distR="0" simplePos="0" relativeHeight="2" behindDoc="1" locked="0" layoutInCell="0" allowOverlap="1" wp14:anchorId="5AB0D829">
+            <wp:anchor distT="0" distB="0" distL="3175" distR="635" simplePos="0" relativeHeight="2" behindDoc="1" locked="0" layoutInCell="0" allowOverlap="1">
               <wp:simplePos x="0" y="0"/>
-              <wp:positionH relativeFrom="margin">
+              <wp:positionH relativeFrom="column">
                 <wp:align>center</wp:align>
               </wp:positionH>
-              <wp:positionV relativeFrom="margin">
-                <wp:posOffset>-1428750</wp:posOffset>
+              <wp:positionV relativeFrom="paragraph">
+                <wp:posOffset>-483870</wp:posOffset>
               </wp:positionV>
-              <wp:extent cx="5057775" cy="1428750"/>
-              <wp:effectExtent l="0" t="0" r="0" b="0"/>
-              <wp:wrapNone/>
-              <wp:docPr id="5" name="Group 2"/>
+              <wp:extent cx="3590290" cy="765175"/>
+              <wp:effectExtent l="635" t="0" r="0" b="0"/>
+              <wp:wrapTopAndBottom/>
+              <wp:docPr id="4" name="Zone de texte 1"/>
               <a:graphic xmlns:a="http://schemas.openxmlformats.org/drawingml/2006/main">
-                <a:graphicData uri="http://schemas.microsoft.com/office/word/2010/wordprocessingGroup">
-                  <wpg:wgp>
-                    <wpg:cNvGrpSpPr/>
-                    <wpg:grpSpPr>
+                <a:graphicData uri="http://schemas.microsoft.com/office/word/2010/wordprocessingShape">
+                  <wps:wsp>
+                    <wps:cNvSpPr/>
+                    <wps:spPr>
                       <a:xfrm>
                         <a:off x="0" y="0"/>
-                        <a:ext cx="5057640" cy="1428840"/>
-                        <a:chOff x="0" y="0"/>
-                        <a:chExt cx="5057640" cy="1428840"/>
+                        <a:ext cx="3590280" cy="765000"/>
                       </a:xfrm>
-                    </wpg:grpSpPr>
-                    <pic:pic xmlns:pic="http://schemas.openxmlformats.org/drawingml/2006/picture">
-                      <pic:nvPicPr>
-                        <pic:cNvPr id="6" name="Image 2"/>
-                        <pic:cNvPicPr/>
-                      </pic:nvPicPr>
-                      <pic:blipFill>
-                        <a:blip r:embed="rId1"/>
-                        <a:stretch/>
-                      </pic:blipFill>
-                      <pic:spPr>
-                        <a:xfrm>
-                          <a:off x="595080" y="0"/>
-                          <a:ext cx="3784680" cy="622800"/>
-                        </a:xfrm>
-                        <a:prstGeom prst="rect">
-                          <a:avLst/>
-                        </a:prstGeom>
+                      <a:prstGeom prst="rect">
+                        <a:avLst/>
+                      </a:prstGeom>
+                      <a:noFill/>
+                      <a:ln w="0">
                         <a:noFill/>
-                        <a:ln w="0">
-                          <a:noFill/>
-                        </a:ln>
-                      </pic:spPr>
-                    </pic:pic>
-                    <wps:wsp>
-                      <wps:cNvPr id="7" name="Zone de texte 1"/>
-                      <wps:cNvSpPr/>
-                      <wps:spPr>
-                        <a:xfrm>
-                          <a:off x="0" y="490320"/>
-                          <a:ext cx="5057640" cy="938520"/>
-                        </a:xfrm>
-                        <a:prstGeom prst="rect">
-                          <a:avLst/>
-                        </a:prstGeom>
-                        <a:noFill/>
-                        <a:ln w="6350">
-                          <a:noFill/>
-                        </a:ln>
-                      </wps:spPr>
-                      <wps:style>
-                        <a:lnRef idx="0"/>
-                        <a:fillRef idx="0"/>
-                        <a:effectRef idx="0"/>
-                        <a:fontRef idx="minor"/>
-                      </wps:style>
-                      <wps:txbx>
-                        <w:txbxContent>
-                          <w:p>
-                            <w:pPr>
-                              <w:pStyle w:val="Normal"/>
-                              <w:bidi w:val="1"/>
-                              <w:spacing w:lineRule="auto" w:line="240" w:before="0" w:after="0"/>
-                              <w:jc w:val="center"/>
-                              <w:rPr>
-                                <w:rFonts w:cs="arabswell_1"/>
-                                <w:b/>
-                                <w:bCs/>
-                              </w:rPr>
-                            </w:pPr>
-                            <w:r>
-                              <w:rPr>
-                                <w:rFonts w:hint="cs" w:cs="arabswell_1"/>
-                                <w:b/>
-                                <w:b/>
-                                <w:bCs/>
-                                <w:rtl w:val="true"/>
-                              </w:rPr>
-                              <w:t xml:space="preserve">الأكاديمية الجهوية للتربية والتكوين لجهة </w:t>
-                            </w:r>
-                            <w:r>
-                              <w:rPr>
-                                <w:rFonts w:hint="cs" w:cs="arabswell_1"/>
-                                <w:b/>
-                                <w:b/>
-                                <w:bCs/>
-                                <w:rtl w:val="true"/>
-                                <w:lang w:bidi="ar-MA"/>
-                              </w:rPr>
-                              <w:t xml:space="preserve">درعة تافيلالت </w:t>
-                            </w:r>
-                          </w:p>
-                          <w:p>
-                            <w:pPr>
-                              <w:pStyle w:val="Normal"/>
-                              <w:bidi w:val="1"/>
-                              <w:spacing w:lineRule="auto" w:line="240" w:before="0" w:after="0"/>
-                              <w:jc w:val="center"/>
-                              <w:rPr>
-                                <w:rFonts w:cs="arabswell_1"/>
-                                <w:b/>
-                                <w:bCs/>
-                                <w14:ligatures w14:val="standardContextual"/>
-                              </w:rPr>
-                            </w:pPr>
-                            <w:r>
-                              <w:rPr>
-                                <w:rFonts w:hint="cs" w:cs="arabswell_1"/>
-                                <w:b/>
-                                <w:b/>
-                                <w:bCs/>
-                                <w:rtl w:val="true"/>
-                              </w:rPr>
-                              <w:t>المديرية الإقليمية بتنغير</w:t>
-                            </w:r>
-                          </w:p>
-                          <w:p>
-                            <w:pPr>
-                              <w:pStyle w:val="Normal"/>
-                              <w:bidi w:val="1"/>
-                              <w:spacing w:lineRule="auto" w:line="240" w:before="0" w:after="0"/>
-                              <w:jc w:val="center"/>
-                              <w:rPr>
-                                <w:rFonts w:cs="arabswell_1"/>
-                                <w:b/>
-                                <w:bCs/>
-                                <w:sz w:val="21"/>
-                                <w:szCs w:val="21"/>
-                                <w:lang w:bidi="ar-MA"/>
-                              </w:rPr>
-                            </w:pPr>
-                            <w:r>
-                              <w:rPr>
-                                <w:rFonts w:hint="cs" w:cs="arabswell_1"/>
-                                <w:b/>
-                                <w:b/>
-                                <w:bCs/>
-                                <w:sz w:val="21"/>
-                                <w:szCs w:val="21"/>
-                                <w:rtl w:val="true"/>
-                                <w:lang w:bidi="ar-MA"/>
-                              </w:rPr>
-                              <w:t>الثانوية الإعدادية ألمدون</w:t>
-                            </w:r>
-                          </w:p>
-                        </w:txbxContent>
-                      </wps:txbx>
-                      <wps:bodyPr anchor="ctr">
-                        <a:noAutofit/>
-                      </wps:bodyPr>
-                    </wps:wsp>
-                  </wpg:wgp>
+                      </a:ln>
+                    </wps:spPr>
+                    <wps:style>
+                      <a:lnRef idx="0"/>
+                      <a:fillRef idx="0"/>
+                      <a:effectRef idx="0"/>
+                      <a:fontRef idx="minor"/>
+                    </wps:style>
+                    <wps:txbx>
+                      <w:txbxContent>
+                        <w:p>
+                          <w:pPr>
+                            <w:pStyle w:val="Normal"/>
+                            <w:bidi w:val="1"/>
+                            <w:spacing w:lineRule="auto" w:line="240" w:before="0" w:after="0"/>
+                            <w:jc w:val="center"/>
+                            <w:rPr>
+                              <w:rFonts w:cs="Noto Kufi Arabic"/>
+                            </w:rPr>
+                          </w:pPr>
+                          <w:r>
+                            <w:rPr>
+                              <w:rFonts w:cs="Noto Kufi Arabic"/>
+                              <w:color w:val="000000"/>
+                              <w:sz w:val="21"/>
+                              <w:szCs w:val="21"/>
+                              <w:rtl w:val="true"/>
+                            </w:rPr>
+                            <w:t>الأكاديمية الجهوية للتربية والتكوين جهة درعة تافيلالت</w:t>
+                          </w:r>
+                        </w:p>
+                        <w:p>
+                          <w:pPr>
+                            <w:pStyle w:val="Normal"/>
+                            <w:bidi w:val="1"/>
+                            <w:spacing w:lineRule="auto" w:line="240" w:before="0" w:after="0"/>
+                            <w:jc w:val="center"/>
+                            <w:rPr>
+                              <w:rFonts w:cs="Noto Kufi Arabic"/>
+                            </w:rPr>
+                          </w:pPr>
+                          <w:r>
+                            <w:rPr>
+                              <w:rFonts w:cs="Noto Kufi Arabic"/>
+                              <w:color w:val="000000"/>
+                              <w:sz w:val="21"/>
+                              <w:szCs w:val="21"/>
+                              <w:rtl w:val="true"/>
+                            </w:rPr>
+                            <w:t>المديرية الإقليمية تنغير</w:t>
+                          </w:r>
+                        </w:p>
+                        <w:p>
+                          <w:pPr>
+                            <w:pStyle w:val="Normal"/>
+                            <w:bidi w:val="1"/>
+                            <w:spacing w:lineRule="auto" w:line="240" w:before="0" w:after="0"/>
+                            <w:jc w:val="center"/>
+                            <w:rPr>
+                              <w:rFonts w:cs="Noto Kufi Arabic"/>
+                            </w:rPr>
+                          </w:pPr>
+                          <w:r>
+                            <w:rPr>
+                              <w:rFonts w:cs="Noto Kufi Arabic"/>
+                              <w:color w:val="000000"/>
+                              <w:sz w:val="21"/>
+                              <w:szCs w:val="21"/>
+                              <w:rtl w:val="true"/>
+                            </w:rPr>
+                            <w:t>الثانوية الإعدادية ألمدون</w:t>
+                          </w:r>
+                        </w:p>
+                      </w:txbxContent>
+                    </wps:txbx>
+                    <wps:bodyPr lIns="0" tIns="0" rIns="0" bIns="0" anchor="ctr">
+                      <a:noAutofit/>
+                    </wps:bodyPr>
+                  </wps:wsp>
                 </a:graphicData>
               </a:graphic>
             </wp:anchor>
@@ -2397,112 +2211,149 @@
         </mc:Choice>
         <mc:Fallback>
           <w:pict>
-            <v:group id="shape_0" alt="Group 2" style="position:absolute;margin-left:27.6pt;margin-top:-112.5pt;width:398.25pt;height:112.5pt" coordorigin="552,-2250" coordsize="7965,2250">
-              <v:shape id="shape_0" stroked="f" o:allowincell="f" style="position:absolute;left:1489;top:-2250;width:5959;height:980;mso-wrap-style:none;v-text-anchor:middle;mso-position-horizontal:center;mso-position-horizontal-relative:margin;mso-position-vertical-relative:margin" type="_x0000_t75">
-                <v:imagedata r:id="rId2" o:detectmouseclick="t"/>
-                <v:stroke color="#3465a4" joinstyle="round" endcap="flat"/>
-                <w10:wrap type="none"/>
-              </v:shape>
-              <v:rect id="shape_0" stroked="f" o:allowincell="f" style="position:absolute;left:552;top:-1478;width:7964;height:1477;mso-wrap-style:square;v-text-anchor:middle;mso-position-horizontal:center;mso-position-horizontal-relative:margin;mso-position-vertical-relative:margin">
-                <v:fill o:detectmouseclick="t" on="false"/>
-                <v:stroke color="#3465a4" weight="6480" joinstyle="round" endcap="flat"/>
-                <v:textbox>
-                  <w:txbxContent>
-                    <w:p>
-                      <w:pPr>
-                        <w:pStyle w:val="Normal"/>
-                        <w:bidi w:val="1"/>
-                        <w:spacing w:lineRule="auto" w:line="240" w:before="0" w:after="0"/>
-                        <w:jc w:val="center"/>
-                        <w:rPr>
-                          <w:rFonts w:cs="arabswell_1"/>
-                          <w:b/>
-                          <w:bCs/>
-                        </w:rPr>
-                      </w:pPr>
-                      <w:r>
-                        <w:rPr>
-                          <w:rFonts w:hint="cs" w:cs="arabswell_1"/>
-                          <w:b/>
-                          <w:b/>
-                          <w:bCs/>
-                          <w:rtl w:val="true"/>
-                        </w:rPr>
-                        <w:t xml:space="preserve">الأكاديمية الجهوية للتربية والتكوين لجهة </w:t>
-                      </w:r>
-                      <w:r>
-                        <w:rPr>
-                          <w:rFonts w:hint="cs" w:cs="arabswell_1"/>
-                          <w:b/>
-                          <w:b/>
-                          <w:bCs/>
-                          <w:rtl w:val="true"/>
-                          <w:lang w:bidi="ar-MA"/>
-                        </w:rPr>
-                        <w:t xml:space="preserve">درعة تافيلالت </w:t>
-                      </w:r>
-                    </w:p>
-                    <w:p>
-                      <w:pPr>
-                        <w:pStyle w:val="Normal"/>
-                        <w:bidi w:val="1"/>
-                        <w:spacing w:lineRule="auto" w:line="240" w:before="0" w:after="0"/>
-                        <w:jc w:val="center"/>
-                        <w:rPr>
-                          <w:rFonts w:cs="arabswell_1"/>
-                          <w:b/>
-                          <w:bCs/>
-                          <w14:ligatures w14:val="standardContextual"/>
-                        </w:rPr>
-                      </w:pPr>
-                      <w:r>
-                        <w:rPr>
-                          <w:rFonts w:hint="cs" w:cs="arabswell_1"/>
-                          <w:b/>
-                          <w:b/>
-                          <w:bCs/>
-                          <w:rtl w:val="true"/>
-                        </w:rPr>
-                        <w:t>المديرية الإقليمية بتنغير</w:t>
-                      </w:r>
-                    </w:p>
-                    <w:p>
-                      <w:pPr>
-                        <w:pStyle w:val="Normal"/>
-                        <w:bidi w:val="1"/>
-                        <w:spacing w:lineRule="auto" w:line="240" w:before="0" w:after="0"/>
-                        <w:jc w:val="center"/>
-                        <w:rPr>
-                          <w:rFonts w:cs="arabswell_1"/>
-                          <w:b/>
-                          <w:bCs/>
-                          <w:sz w:val="21"/>
-                          <w:szCs w:val="21"/>
-                          <w:lang w:bidi="ar-MA"/>
-                        </w:rPr>
-                      </w:pPr>
-                      <w:r>
-                        <w:rPr>
-                          <w:rFonts w:hint="cs" w:cs="arabswell_1"/>
-                          <w:b/>
-                          <w:b/>
-                          <w:bCs/>
-                          <w:sz w:val="21"/>
-                          <w:szCs w:val="21"/>
-                          <w:rtl w:val="true"/>
-                          <w:lang w:bidi="ar-MA"/>
-                        </w:rPr>
-                        <w:t>الثانوية الإعدادية ألمدون</w:t>
-                      </w:r>
-                    </w:p>
-                  </w:txbxContent>
-                </v:textbox>
-                <w10:wrap type="none"/>
-              </v:rect>
-            </v:group>
+            <v:rect id="shape_0" stroked="f" o:allowincell="f" style="position:absolute;margin-left:85.4pt;margin-top:-38.1pt;width:282.65pt;height:60.2pt;mso-wrap-style:square;v-text-anchor:middle;mso-position-horizontal:center">
+              <v:fill o:detectmouseclick="t" on="false"/>
+              <v:stroke color="#3465a4" joinstyle="round" endcap="flat"/>
+              <v:textbox>
+                <w:txbxContent>
+                  <w:p>
+                    <w:pPr>
+                      <w:pStyle w:val="Normal"/>
+                      <w:bidi w:val="1"/>
+                      <w:spacing w:lineRule="auto" w:line="240" w:before="0" w:after="0"/>
+                      <w:jc w:val="center"/>
+                      <w:rPr>
+                        <w:rFonts w:cs="Noto Kufi Arabic"/>
+                      </w:rPr>
+                    </w:pPr>
+                    <w:r>
+                      <w:rPr>
+                        <w:rFonts w:cs="Noto Kufi Arabic"/>
+                        <w:color w:val="000000"/>
+                        <w:sz w:val="21"/>
+                        <w:szCs w:val="21"/>
+                        <w:rtl w:val="true"/>
+                      </w:rPr>
+                      <w:t>الأكاديمية الجهوية للتربية والتكوين جهة درعة تافيلالت</w:t>
+                    </w:r>
+                  </w:p>
+                  <w:p>
+                    <w:pPr>
+                      <w:pStyle w:val="Normal"/>
+                      <w:bidi w:val="1"/>
+                      <w:spacing w:lineRule="auto" w:line="240" w:before="0" w:after="0"/>
+                      <w:jc w:val="center"/>
+                      <w:rPr>
+                        <w:rFonts w:cs="Noto Kufi Arabic"/>
+                      </w:rPr>
+                    </w:pPr>
+                    <w:r>
+                      <w:rPr>
+                        <w:rFonts w:cs="Noto Kufi Arabic"/>
+                        <w:color w:val="000000"/>
+                        <w:sz w:val="21"/>
+                        <w:szCs w:val="21"/>
+                        <w:rtl w:val="true"/>
+                      </w:rPr>
+                      <w:t>المديرية الإقليمية تنغير</w:t>
+                    </w:r>
+                  </w:p>
+                  <w:p>
+                    <w:pPr>
+                      <w:pStyle w:val="Normal"/>
+                      <w:bidi w:val="1"/>
+                      <w:spacing w:lineRule="auto" w:line="240" w:before="0" w:after="0"/>
+                      <w:jc w:val="center"/>
+                      <w:rPr>
+                        <w:rFonts w:cs="Noto Kufi Arabic"/>
+                      </w:rPr>
+                    </w:pPr>
+                    <w:r>
+                      <w:rPr>
+                        <w:rFonts w:cs="Noto Kufi Arabic"/>
+                        <w:color w:val="000000"/>
+                        <w:sz w:val="21"/>
+                        <w:szCs w:val="21"/>
+                        <w:rtl w:val="true"/>
+                      </w:rPr>
+                      <w:t>الثانوية الإعدادية ألمدون</w:t>
+                    </w:r>
+                  </w:p>
+                </w:txbxContent>
+              </v:textbox>
+              <w10:wrap type="topAndBottom"/>
+            </v:rect>
           </w:pict>
         </mc:Fallback>
       </mc:AlternateContent>
+      <w:drawing>
+        <wp:anchor distT="0" distB="0" distL="0" distR="0" simplePos="0" relativeHeight="6" behindDoc="1" locked="0" layoutInCell="0" allowOverlap="1">
+          <wp:simplePos x="0" y="0"/>
+          <wp:positionH relativeFrom="column">
+            <wp:posOffset>941705</wp:posOffset>
+          </wp:positionH>
+          <wp:positionV relativeFrom="paragraph">
+            <wp:posOffset>-1207135</wp:posOffset>
+          </wp:positionV>
+          <wp:extent cx="3785870" cy="621665"/>
+          <wp:effectExtent l="0" t="0" r="0" b="0"/>
+          <wp:wrapSquare wrapText="bothSides"/>
+          <wp:docPr id="5" name="Image 2"/>
+          <wp:cNvGraphicFramePr>
+            <a:graphicFrameLocks xmlns:a="http://schemas.openxmlformats.org/drawingml/2006/main" noChangeAspect="1"/>
+          </wp:cNvGraphicFramePr>
+          <a:graphic xmlns:a="http://schemas.openxmlformats.org/drawingml/2006/main">
+            <a:graphicData uri="http://schemas.openxmlformats.org/drawingml/2006/picture">
+              <pic:pic xmlns:pic="http://schemas.openxmlformats.org/drawingml/2006/picture">
+                <pic:nvPicPr>
+                  <pic:cNvPr id="5" name="Image 2"/>
+                  <pic:cNvPicPr>
+                    <a:picLocks noChangeAspect="1" noChangeArrowheads="1"/>
+                  </pic:cNvPicPr>
+                </pic:nvPicPr>
+                <pic:blipFill>
+                  <a:blip r:embed="rId1"/>
+                  <a:srcRect l="-321" t="-1402" r="-321" b="-1402"/>
+                  <a:stretch>
+                    <a:fillRect/>
+                  </a:stretch>
+                </pic:blipFill>
+                <pic:spPr bwMode="auto">
+                  <a:xfrm>
+                    <a:off x="0" y="0"/>
+                    <a:ext cx="3785870" cy="621665"/>
+                  </a:xfrm>
+                  <a:prstGeom prst="rect">
+                    <a:avLst/>
+                  </a:prstGeom>
+                  <a:noFill/>
+                </pic:spPr>
+              </pic:pic>
+            </a:graphicData>
+          </a:graphic>
+        </wp:anchor>
+      </w:drawing>
+    </w:r>
+  </w:p>
+  <w:p>
+    <w:pPr>
+      <w:pStyle w:val="Normal"/>
+      <w:bidi w:val="1"/>
+      <w:spacing w:lineRule="auto" w:line="240" w:before="0" w:after="0"/>
+      <w:jc w:val="center"/>
+      <w:rPr>
+        <w:rFonts w:cs="arabswell_1"/>
+        <w:sz w:val="21"/>
+        <w:szCs w:val="21"/>
+      </w:rPr>
+    </w:pPr>
+    <w:r>
+      <w:rPr>
+        <w:rFonts w:cs="arabswell_1"/>
+        <w:sz w:val="21"/>
+        <w:szCs w:val="21"/>
+        <w:rtl w:val="true"/>
+      </w:rPr>
     </w:r>
   </w:p>
 </w:hdr>
@@ -2513,7 +2364,7 @@
   <w:docDefaults>
     <w:rPrDefault>
       <w:rPr>
-        <w:rFonts w:ascii="Calibri" w:hAnsi="Calibri" w:eastAsia="Calibri" w:cs="Arial" w:asciiTheme="minorHAnsi" w:cstheme="minorBidi" w:eastAsiaTheme="minorHAnsi" w:hAnsiTheme="minorHAnsi"/>
+        <w:rFonts w:ascii="Calibri" w:hAnsi="Calibri" w:eastAsia="Calibri" w:cs="" w:asciiTheme="minorHAnsi" w:cstheme="minorBidi" w:eastAsiaTheme="minorHAnsi" w:hAnsiTheme="minorHAnsi"/>
         <w:sz w:val="22"/>
         <w:szCs w:val="22"/>
         <w:lang w:val="en-IN" w:eastAsia="en-US" w:bidi="ar-SA"/>
@@ -2909,12 +2760,13 @@
     <w:rsid w:val="004f4792"/>
     <w:pPr>
       <w:widowControl/>
+      <w:suppressAutoHyphens w:val="true"/>
       <w:bidi w:val="0"/>
       <w:spacing w:lineRule="auto" w:line="259" w:before="0" w:after="160"/>
       <w:jc w:val="start"/>
     </w:pPr>
     <w:rPr>
-      <w:rFonts w:ascii="Calibri" w:hAnsi="Calibri" w:eastAsia="Calibri" w:cs="Arial" w:asciiTheme="minorHAnsi" w:cstheme="minorBidi" w:eastAsiaTheme="minorHAnsi" w:hAnsiTheme="minorHAnsi"/>
+      <w:rFonts w:ascii="Calibri" w:hAnsi="Calibri" w:eastAsia="Calibri" w:cs="" w:asciiTheme="minorHAnsi" w:cstheme="minorBidi" w:eastAsiaTheme="minorHAnsi" w:hAnsiTheme="minorHAnsi"/>
       <w:color w:val="auto"/>
       <w:kern w:val="0"/>
       <w:sz w:val="22"/>
@@ -2936,7 +2788,7 @@
       <w:outlineLvl w:val="0"/>
     </w:pPr>
     <w:rPr>
-      <w:rFonts w:ascii="Calibri Light" w:hAnsi="Calibri Light" w:eastAsia="" w:cs="Times New Roman" w:asciiTheme="majorHAnsi" w:cstheme="majorBidi" w:eastAsiaTheme="majorEastAsia" w:hAnsiTheme="majorHAnsi"/>
+      <w:rFonts w:ascii="Calibri Light" w:hAnsi="Calibri Light" w:eastAsia="" w:cs="" w:asciiTheme="majorHAnsi" w:cstheme="majorBidi" w:eastAsiaTheme="majorEastAsia" w:hAnsiTheme="majorHAnsi"/>
       <w:color w:themeColor="accent1" w:themeShade="bf" w:val="2F5496"/>
       <w:sz w:val="32"/>
       <w:szCs w:val="32"/>
@@ -2979,7 +2831,7 @@
       <w:outlineLvl w:val="2"/>
     </w:pPr>
     <w:rPr>
-      <w:rFonts w:ascii="Calibri Light" w:hAnsi="Calibri Light" w:eastAsia="" w:cs="Times New Roman" w:asciiTheme="majorHAnsi" w:cstheme="majorBidi" w:eastAsiaTheme="majorEastAsia" w:hAnsiTheme="majorHAnsi"/>
+      <w:rFonts w:ascii="Calibri Light" w:hAnsi="Calibri Light" w:eastAsia="" w:cs="" w:asciiTheme="majorHAnsi" w:cstheme="majorBidi" w:eastAsiaTheme="majorEastAsia" w:hAnsiTheme="majorHAnsi"/>
       <w:color w:themeColor="accent1" w:themeShade="7f" w:val="1F3763"/>
       <w:sz w:val="24"/>
       <w:szCs w:val="24"/>
@@ -3002,7 +2854,7 @@
       <w:outlineLvl w:val="3"/>
     </w:pPr>
     <w:rPr>
-      <w:rFonts w:ascii="Calibri Light" w:hAnsi="Calibri Light" w:eastAsia="" w:cs="Times New Roman" w:asciiTheme="majorHAnsi" w:cstheme="majorBidi" w:eastAsiaTheme="majorEastAsia" w:hAnsiTheme="majorHAnsi"/>
+      <w:rFonts w:ascii="Calibri Light" w:hAnsi="Calibri Light" w:eastAsia="" w:cs="" w:asciiTheme="majorHAnsi" w:cstheme="majorBidi" w:eastAsiaTheme="majorEastAsia" w:hAnsiTheme="majorHAnsi"/>
       <w:i/>
       <w:iCs/>
       <w:color w:themeColor="accent1" w:themeShade="bf" w:val="2F5496"/>
@@ -3023,7 +2875,7 @@
       <w:outlineLvl w:val="4"/>
     </w:pPr>
     <w:rPr>
-      <w:rFonts w:ascii="Calibri Light" w:hAnsi="Calibri Light" w:eastAsia="" w:cs="Times New Roman" w:asciiTheme="majorHAnsi" w:cstheme="majorBidi" w:eastAsiaTheme="majorEastAsia" w:hAnsiTheme="majorHAnsi"/>
+      <w:rFonts w:ascii="Calibri Light" w:hAnsi="Calibri Light" w:eastAsia="" w:cs="" w:asciiTheme="majorHAnsi" w:cstheme="majorBidi" w:eastAsiaTheme="majorEastAsia" w:hAnsiTheme="majorHAnsi"/>
       <w:color w:themeColor="accent1" w:themeShade="bf" w:val="2F5496"/>
       <w:lang w:val="fr-FR"/>
     </w:rPr>
@@ -3043,7 +2895,7 @@
       <w:outlineLvl w:val="5"/>
     </w:pPr>
     <w:rPr>
-      <w:rFonts w:ascii="Calibri Light" w:hAnsi="Calibri Light" w:eastAsia="" w:cs="Times New Roman" w:asciiTheme="majorHAnsi" w:cstheme="majorBidi" w:eastAsiaTheme="majorEastAsia" w:hAnsiTheme="majorHAnsi"/>
+      <w:rFonts w:ascii="Calibri Light" w:hAnsi="Calibri Light" w:eastAsia="" w:cs="" w:asciiTheme="majorHAnsi" w:cstheme="majorBidi" w:eastAsiaTheme="majorEastAsia" w:hAnsiTheme="majorHAnsi"/>
       <w:color w:themeColor="accent1" w:themeShade="7f" w:val="1F3763"/>
       <w:lang w:val="fr-FR"/>
     </w:rPr>
@@ -3087,7 +2939,7 @@
       <w:outlineLvl w:val="7"/>
     </w:pPr>
     <w:rPr>
-      <w:rFonts w:ascii="Calibri Light" w:hAnsi="Calibri Light" w:eastAsia="" w:cs="Times New Roman" w:asciiTheme="majorHAnsi" w:cstheme="majorBidi" w:eastAsiaTheme="majorEastAsia" w:hAnsiTheme="majorHAnsi"/>
+      <w:rFonts w:ascii="Calibri Light" w:hAnsi="Calibri Light" w:eastAsia="" w:cs="" w:asciiTheme="majorHAnsi" w:cstheme="majorBidi" w:eastAsiaTheme="majorEastAsia" w:hAnsiTheme="majorHAnsi"/>
       <w:color w:themeColor="text1" w:themeTint="d8" w:val="272727"/>
       <w:sz w:val="21"/>
       <w:szCs w:val="21"/>
@@ -3110,7 +2962,7 @@
       <w:outlineLvl w:val="8"/>
     </w:pPr>
     <w:rPr>
-      <w:rFonts w:ascii="Calibri Light" w:hAnsi="Calibri Light" w:eastAsia="" w:cs="Times New Roman" w:asciiTheme="majorHAnsi" w:cstheme="majorBidi" w:eastAsiaTheme="majorEastAsia" w:hAnsiTheme="majorHAnsi"/>
+      <w:rFonts w:ascii="Calibri Light" w:hAnsi="Calibri Light" w:eastAsia="" w:cs="" w:asciiTheme="majorHAnsi" w:cstheme="majorBidi" w:eastAsiaTheme="majorEastAsia" w:hAnsiTheme="majorHAnsi"/>
       <w:i/>
       <w:iCs/>
       <w:color w:themeColor="text1" w:themeTint="d8" w:val="272727"/>
@@ -3133,7 +2985,7 @@
     <w:qFormat/>
     <w:rsid w:val="007215fe"/>
     <w:rPr>
-      <w:rFonts w:ascii="Calibri Light" w:hAnsi="Calibri Light" w:eastAsia="" w:cs="Times New Roman" w:asciiTheme="majorHAnsi" w:cstheme="majorBidi" w:eastAsiaTheme="majorEastAsia" w:hAnsiTheme="majorHAnsi"/>
+      <w:rFonts w:ascii="Calibri Light" w:hAnsi="Calibri Light" w:eastAsia="" w:cs="" w:asciiTheme="majorHAnsi" w:cstheme="majorBidi" w:eastAsiaTheme="majorEastAsia" w:hAnsiTheme="majorHAnsi"/>
       <w:color w:themeColor="accent1" w:themeShade="bf" w:val="2F5496"/>
       <w:sz w:val="32"/>
       <w:szCs w:val="32"/>
@@ -3160,7 +3012,7 @@
     <w:qFormat/>
     <w:rsid w:val="007215fe"/>
     <w:rPr>
-      <w:rFonts w:ascii="Calibri Light" w:hAnsi="Calibri Light" w:eastAsia="" w:cs="Times New Roman" w:asciiTheme="majorHAnsi" w:cstheme="majorBidi" w:eastAsiaTheme="majorEastAsia" w:hAnsiTheme="majorHAnsi"/>
+      <w:rFonts w:ascii="Calibri Light" w:hAnsi="Calibri Light" w:eastAsia="" w:cs="" w:asciiTheme="majorHAnsi" w:cstheme="majorBidi" w:eastAsiaTheme="majorEastAsia" w:hAnsiTheme="majorHAnsi"/>
       <w:color w:themeColor="accent1" w:themeShade="bf" w:val="2F5496"/>
       <w:lang w:val="fr-FR"/>
     </w:rPr>
@@ -3172,7 +3024,7 @@
     <w:qFormat/>
     <w:rsid w:val="007215fe"/>
     <w:rPr>
-      <w:rFonts w:ascii="Calibri Light" w:hAnsi="Calibri Light" w:eastAsia="" w:cs="Times New Roman" w:asciiTheme="majorHAnsi" w:cstheme="majorBidi" w:eastAsiaTheme="majorEastAsia" w:hAnsiTheme="majorHAnsi"/>
+      <w:rFonts w:ascii="Calibri Light" w:hAnsi="Calibri Light" w:eastAsia="" w:cs="" w:asciiTheme="majorHAnsi" w:cstheme="majorBidi" w:eastAsiaTheme="majorEastAsia" w:hAnsiTheme="majorHAnsi"/>
       <w:color w:themeColor="accent1" w:themeShade="7f" w:val="1F3763"/>
       <w:lang w:val="fr-FR"/>
     </w:rPr>
@@ -3268,14 +3120,20 @@
       <w:lang w:val="en-US"/>
     </w:rPr>
   </w:style>
-  <w:style w:type="character" w:styleId="FootnoteCharacters">
-    <w:name w:val="Footnote Characters"/>
-    <w:basedOn w:val="DefaultParagraphFont"/>
+  <w:style w:type="character" w:styleId="FootnoteCharactersuser">
+    <w:name w:val="Footnote Characters (user)"/>
     <w:uiPriority w:val="99"/>
     <w:semiHidden/>
     <w:unhideWhenUsed/>
     <w:qFormat/>
     <w:rsid w:val="007215fe"/>
+    <w:rPr>
+      <w:vertAlign w:val="superscript"/>
+    </w:rPr>
+  </w:style>
+  <w:style w:type="character" w:styleId="FootnoteCharacters">
+    <w:name w:val="Footnote Characters"/>
+    <w:qFormat/>
     <w:rPr>
       <w:vertAlign w:val="superscript"/>
     </w:rPr>
@@ -3497,7 +3355,7 @@
     <w:qFormat/>
     <w:rsid w:val="00a3158a"/>
     <w:rPr>
-      <w:rFonts w:ascii="Calibri Light" w:hAnsi="Calibri Light" w:eastAsia="" w:cs="Times New Roman" w:asciiTheme="majorHAnsi" w:cstheme="majorBidi" w:eastAsiaTheme="majorEastAsia" w:hAnsiTheme="majorHAnsi"/>
+      <w:rFonts w:ascii="Calibri Light" w:hAnsi="Calibri Light" w:eastAsia="" w:cs="" w:asciiTheme="majorHAnsi" w:cstheme="majorBidi" w:eastAsiaTheme="majorEastAsia" w:hAnsiTheme="majorHAnsi"/>
       <w:color w:themeColor="accent1" w:themeShade="7f" w:val="1F3763"/>
       <w:sz w:val="24"/>
       <w:szCs w:val="24"/>
@@ -3512,7 +3370,7 @@
     <w:qFormat/>
     <w:rsid w:val="00a3158a"/>
     <w:rPr>
-      <w:rFonts w:ascii="Calibri Light" w:hAnsi="Calibri Light" w:eastAsia="" w:cs="Times New Roman" w:asciiTheme="majorHAnsi" w:cstheme="majorBidi" w:eastAsiaTheme="majorEastAsia" w:hAnsiTheme="majorHAnsi"/>
+      <w:rFonts w:ascii="Calibri Light" w:hAnsi="Calibri Light" w:eastAsia="" w:cs="" w:asciiTheme="majorHAnsi" w:cstheme="majorBidi" w:eastAsiaTheme="majorEastAsia" w:hAnsiTheme="majorHAnsi"/>
       <w:i/>
       <w:iCs/>
       <w:color w:themeColor="accent1" w:themeShade="bf" w:val="2F5496"/>
@@ -3527,7 +3385,7 @@
     <w:qFormat/>
     <w:rsid w:val="00a3158a"/>
     <w:rPr>
-      <w:rFonts w:ascii="Calibri Light" w:hAnsi="Calibri Light" w:eastAsia="" w:cs="Times New Roman" w:asciiTheme="majorHAnsi" w:cstheme="majorBidi" w:eastAsiaTheme="majorEastAsia" w:hAnsiTheme="majorHAnsi"/>
+      <w:rFonts w:ascii="Calibri Light" w:hAnsi="Calibri Light" w:eastAsia="" w:cs="" w:asciiTheme="majorHAnsi" w:cstheme="majorBidi" w:eastAsiaTheme="majorEastAsia" w:hAnsiTheme="majorHAnsi"/>
       <w:color w:themeColor="text1" w:themeTint="d8" w:val="272727"/>
       <w:sz w:val="21"/>
       <w:szCs w:val="21"/>
@@ -3542,7 +3400,7 @@
     <w:qFormat/>
     <w:rsid w:val="00a3158a"/>
     <w:rPr>
-      <w:rFonts w:ascii="Calibri Light" w:hAnsi="Calibri Light" w:eastAsia="" w:cs="Times New Roman" w:asciiTheme="majorHAnsi" w:cstheme="majorBidi" w:eastAsiaTheme="majorEastAsia" w:hAnsiTheme="majorHAnsi"/>
+      <w:rFonts w:ascii="Calibri Light" w:hAnsi="Calibri Light" w:eastAsia="" w:cs="" w:asciiTheme="majorHAnsi" w:cstheme="majorBidi" w:eastAsiaTheme="majorEastAsia" w:hAnsiTheme="majorHAnsi"/>
       <w:i/>
       <w:iCs/>
       <w:color w:themeColor="text1" w:themeTint="d8" w:val="272727"/>
@@ -3610,7 +3468,7 @@
     <w:qFormat/>
     <w:rsid w:val="007215fe"/>
     <w:pPr>
-      <w:overflowPunct w:val="true"/>
+      <w:overflowPunct w:val="false"/>
       <w:spacing w:lineRule="auto" w:line="240" w:before="0" w:after="0"/>
       <w:jc w:val="center"/>
       <w:textAlignment w:val="baseline"/>
@@ -4174,9 +4032,30 @@
       <w:szCs w:val="24"/>
     </w:rPr>
   </w:style>
+  <w:style w:type="paragraph" w:styleId="FrameContentsuser">
+    <w:name w:val="Frame Contents (user)"/>
+    <w:basedOn w:val="Normal"/>
+    <w:qFormat/>
+    <w:pPr/>
+    <w:rPr/>
+  </w:style>
   <w:style w:type="paragraph" w:styleId="FrameContents">
     <w:name w:val="Frame Contents"/>
     <w:basedOn w:val="Normal"/>
+    <w:qFormat/>
+    <w:pPr/>
+    <w:rPr/>
+  </w:style>
+  <w:style w:type="paragraph" w:styleId="Drawing">
+    <w:name w:val="Drawing"/>
+    <w:basedOn w:val="Caption"/>
+    <w:qFormat/>
+    <w:pPr/>
+    <w:rPr/>
+  </w:style>
+  <w:style w:type="paragraph" w:styleId="Text">
+    <w:name w:val="Text"/>
+    <w:basedOn w:val="Caption"/>
     <w:qFormat/>
     <w:pPr/>
     <w:rPr/>
